--- a/Coursework Project - 2d Platformer Design UPDATED.docx
+++ b/Coursework Project - 2d Platformer Design UPDATED.docx
@@ -260,27 +260,13 @@
         <w:rPr>
           <w:rFonts w:asciiTheme="minorHAnsi" w:hAnsiTheme="minorHAnsi" w:cstheme="minorHAnsi"/>
         </w:rPr>
-        <w:t xml:space="preserve">OF PROOF OF MY COMPLETED </w:t>
-      </w:r>
-      <w:proofErr w:type="gramStart"/>
-      <w:r>
-        <w:rPr>
-          <w:rFonts w:asciiTheme="minorHAnsi" w:hAnsiTheme="minorHAnsi" w:cstheme="minorHAnsi"/>
-        </w:rPr>
-        <w:t xml:space="preserve">STAGES </w:t>
-      </w:r>
-      <w:r>
-        <w:rPr>
-          <w:rFonts w:asciiTheme="minorHAnsi" w:hAnsiTheme="minorHAnsi" w:cstheme="minorHAnsi"/>
-        </w:rPr>
-        <w:t xml:space="preserve"> -</w:t>
-      </w:r>
-      <w:proofErr w:type="gramEnd"/>
-      <w:r>
-        <w:rPr>
-          <w:rFonts w:asciiTheme="minorHAnsi" w:hAnsiTheme="minorHAnsi" w:cstheme="minorHAnsi"/>
-        </w:rPr>
-        <w:t xml:space="preserve"> FIX THE STAGE 2 VIDEO</w:t>
+        <w:t xml:space="preserve">OF PROOF OF MY COMPLETED STAGES </w:t>
+      </w:r>
+      <w:r>
+        <w:rPr>
+          <w:rFonts w:asciiTheme="minorHAnsi" w:hAnsiTheme="minorHAnsi" w:cstheme="minorHAnsi"/>
+        </w:rPr>
+        <w:t xml:space="preserve"> - FIX THE STAGE 2 VIDEO</w:t>
       </w:r>
     </w:p>
     <w:p>
@@ -13083,15 +13069,7 @@
                               <w:t xml:space="preserve"> </w:t>
                             </w:r>
                             <w:r>
-                              <w:t xml:space="preserve">in case the user </w:t>
-                            </w:r>
-                            <w:proofErr w:type="gramStart"/>
-                            <w:r>
-                              <w:t>isn’t able to</w:t>
-                            </w:r>
-                            <w:proofErr w:type="gramEnd"/>
-                            <w:r>
-                              <w:t xml:space="preserve"> read English</w:t>
+                              <w:t>in case the user isn’t able to read English</w:t>
                             </w:r>
                             <w:r>
                               <w:t>. This tells them they are in the settings.</w:t>
@@ -14754,11 +14732,9 @@
                             <w:r>
                               <w:t xml:space="preserve">an item of clothing or something similar. The character </w:t>
                             </w:r>
-                            <w:proofErr w:type="gramStart"/>
                             <w:r>
                               <w:t>is located in</w:t>
                             </w:r>
-                            <w:proofErr w:type="gramEnd"/>
                             <w:r>
                               <w:t xml:space="preserve"> the middle of the screen</w:t>
                             </w:r>
@@ -18108,6 +18084,7 @@
       <w:r>
         <w:rPr>
           <w:rFonts w:asciiTheme="minorHAnsi" w:hAnsiTheme="minorHAnsi" w:cstheme="minorHAnsi"/>
+          <w:noProof/>
           <w:sz w:val="24"/>
           <w:szCs w:val="24"/>
         </w:rPr>
@@ -18511,11 +18488,12 @@
       <w:r>
         <w:rPr>
           <w:rFonts w:asciiTheme="minorHAnsi" w:hAnsiTheme="minorHAnsi" w:cstheme="minorHAnsi"/>
+          <w:noProof/>
           <w:sz w:val="24"/>
           <w:szCs w:val="24"/>
         </w:rPr>
         <w:drawing>
-          <wp:anchor distT="0" distB="0" distL="114300" distR="114300" simplePos="0" relativeHeight="251693056" behindDoc="1" locked="0" layoutInCell="1" allowOverlap="1" wp14:anchorId="4942485E" wp14:editId="611110F0">
+          <wp:anchor distT="0" distB="0" distL="114300" distR="114300" simplePos="0" relativeHeight="251693056" behindDoc="1" locked="0" layoutInCell="1" allowOverlap="1" wp14:anchorId="4942485E" wp14:editId="26F9A5C5">
             <wp:simplePos x="0" y="0"/>
             <wp:positionH relativeFrom="margin">
               <wp:align>left</wp:align>
@@ -20666,15 +20644,7 @@
                               <w:t xml:space="preserve"> I added </w:t>
                             </w:r>
                             <w:r>
-                              <w:t xml:space="preserve">the impulse </w:t>
-                            </w:r>
-                            <w:proofErr w:type="gramStart"/>
-                            <w:r>
-                              <w:t>mode</w:t>
-                            </w:r>
-                            <w:proofErr w:type="gramEnd"/>
-                            <w:r>
-                              <w:t xml:space="preserve"> so the force is applied instantly.</w:t>
+                              <w:t>the impulse mode so the force is applied instantly.</w:t>
                             </w:r>
                           </w:p>
                           <w:p>
@@ -20682,15 +20652,7 @@
                               <w:t xml:space="preserve">This didn’t work at first, as the player didn’t jump when the space bar was pressed. </w:t>
                             </w:r>
                             <w:r>
-                              <w:t xml:space="preserve">I then changed the input type from GetButtonDown to </w:t>
-                            </w:r>
-                            <w:proofErr w:type="gramStart"/>
-                            <w:r>
-                              <w:t>GetKey</w:t>
-                            </w:r>
-                            <w:proofErr w:type="gramEnd"/>
-                            <w:r>
-                              <w:t xml:space="preserve"> and it still didn’t work, as the player only jumped </w:t>
+                              <w:t xml:space="preserve">I then changed the input type from GetButtonDown to GetKey and it still didn’t work, as the player only jumped </w:t>
                             </w:r>
                             <w:r>
                               <w:t>occasionall</w:t>
@@ -20707,15 +20669,7 @@
                               <w:t xml:space="preserve"> </w:t>
                             </w:r>
                             <w:r>
-                              <w:t xml:space="preserve">didn’t know what was wrong so I slightly altered the code </w:t>
-                            </w:r>
-                            <w:proofErr w:type="gramStart"/>
-                            <w:r>
-                              <w:t>again</w:t>
-                            </w:r>
-                            <w:proofErr w:type="gramEnd"/>
-                            <w:r>
-                              <w:t xml:space="preserve"> but nothing changed</w:t>
+                              <w:t>didn’t know what was wrong so I slightly altered the code again but nothing changed</w:t>
                             </w:r>
                           </w:p>
                         </w:txbxContent>
@@ -21511,23 +21465,7 @@
                           </w:p>
                           <w:p>
                             <w:r>
-                              <w:t xml:space="preserve">When I pressed space, the word was output into the console, indicating the problem is with the line where the force is added. I noticed that when I teleport the player (apply </w:t>
-                            </w:r>
-                            <w:proofErr w:type="gramStart"/>
-                            <w:r>
-                              <w:t>transform.position</w:t>
-                            </w:r>
-                            <w:proofErr w:type="gramEnd"/>
-                            <w:r>
-                              <w:t xml:space="preserve">) after pressing jump, it gains a lot of momentum. I thought that I could use this and apply </w:t>
-                            </w:r>
-                            <w:proofErr w:type="gramStart"/>
-                            <w:r>
-                              <w:t>transform.position</w:t>
-                            </w:r>
-                            <w:proofErr w:type="gramEnd"/>
-                            <w:r>
-                              <w:t xml:space="preserve"> to the rigidbody of the player but not actually change the location. I did this because it could influence the player and make it jump. This didn’t work and the player stayed on the ground. I put another piece of code into the function that I knew worked (the teleport code), and it wasn’t executed when the button was pressed</w:t>
+                              <w:t>When I pressed space, the word was output into the console, indicating the problem is with the line where the force is added. I noticed that when I teleport the player (apply transform.position) after pressing jump, it gains a lot of momentum. I thought that I could use this and apply transform.position to the rigidbody of the player but not actually change the location. I did this because it could influence the player and make it jump. This didn’t work and the player stayed on the ground. I put another piece of code into the function that I knew worked (the teleport code), and it wasn’t executed when the button was pressed</w:t>
                             </w:r>
                             <w:r>
                               <w:t>.</w:t>
@@ -21919,7 +21857,7 @@
           <w:szCs w:val="24"/>
         </w:rPr>
         <w:drawing>
-          <wp:anchor distT="0" distB="0" distL="114300" distR="114300" simplePos="0" relativeHeight="487681024" behindDoc="0" locked="0" layoutInCell="1" allowOverlap="1" wp14:anchorId="2E706C95" wp14:editId="177734A5">
+          <wp:anchor distT="0" distB="0" distL="114300" distR="114300" simplePos="0" relativeHeight="487681024" behindDoc="0" locked="0" layoutInCell="1" allowOverlap="1" wp14:anchorId="2E706C95" wp14:editId="43156612">
             <wp:simplePos x="0" y="0"/>
             <wp:positionH relativeFrom="margin">
               <wp:align>left</wp:align>
@@ -22023,15 +21961,7 @@
                               <w:t xml:space="preserve"> for the first few seconds</w:t>
                             </w:r>
                             <w:r>
-                              <w:t xml:space="preserve">, so the player was able to jump one time. To try and fix this issue, I then compared this to other movement code I had written, the only difference was that the horizontal movement was done using </w:t>
-                            </w:r>
-                            <w:proofErr w:type="gramStart"/>
-                            <w:r>
-                              <w:t>transform.position</w:t>
-                            </w:r>
-                            <w:proofErr w:type="gramEnd"/>
-                            <w:r>
-                              <w:t xml:space="preserve"> and not applying the force to the rigidbody. I changed my movement code to that, and the player could finally jump. But this is annoying as the player can walk through walls again, as the problem I had previously has now returned. I decided to continue the project and return to this problem at a later stage.</w:t>
+                              <w:t>, so the player was able to jump one time. To try and fix this issue, I then compared this to other movement code I had written, the only difference was that the horizontal movement was done using transform.position and not applying the force to the rigidbody. I changed my movement code to that, and the player could finally jump. But this is annoying as the player can walk through walls again, as the problem I had previously has now returned. I decided to continue the project and return to this problem at a later stage.</w:t>
                             </w:r>
                           </w:p>
                           <w:p>
@@ -30385,7 +30315,7 @@
           <w:szCs w:val="24"/>
         </w:rPr>
         <w:drawing>
-          <wp:anchor distT="0" distB="0" distL="114300" distR="114300" simplePos="0" relativeHeight="487745536" behindDoc="1" locked="0" layoutInCell="1" allowOverlap="1" wp14:anchorId="22DAAAA7" wp14:editId="0EEF9015">
+          <wp:anchor distT="0" distB="0" distL="114300" distR="114300" simplePos="0" relativeHeight="487745536" behindDoc="1" locked="0" layoutInCell="1" allowOverlap="1" wp14:anchorId="22DAAAA7" wp14:editId="6BDAC71C">
             <wp:simplePos x="0" y="0"/>
             <wp:positionH relativeFrom="margin">
               <wp:align>left</wp:align>
@@ -33862,7 +33792,7 @@
           <w:szCs w:val="24"/>
         </w:rPr>
         <w:drawing>
-          <wp:anchor distT="0" distB="0" distL="114300" distR="114300" simplePos="0" relativeHeight="487786496" behindDoc="1" locked="0" layoutInCell="1" allowOverlap="1" wp14:anchorId="1E6B605C" wp14:editId="31FE96E5">
+          <wp:anchor distT="0" distB="0" distL="114300" distR="114300" simplePos="0" relativeHeight="487786496" behindDoc="1" locked="0" layoutInCell="1" allowOverlap="1" wp14:anchorId="1E6B605C" wp14:editId="1857656D">
             <wp:simplePos x="0" y="0"/>
             <wp:positionH relativeFrom="margin">
               <wp:align>left</wp:align>
@@ -34413,7 +34343,7 @@
           <w:noProof/>
         </w:rPr>
         <w:drawing>
-          <wp:anchor distT="0" distB="0" distL="114300" distR="114300" simplePos="0" relativeHeight="487793664" behindDoc="1" locked="0" layoutInCell="1" allowOverlap="1" wp14:anchorId="1575A0C8" wp14:editId="142A334C">
+          <wp:anchor distT="0" distB="0" distL="114300" distR="114300" simplePos="0" relativeHeight="487793664" behindDoc="1" locked="0" layoutInCell="1" allowOverlap="1" wp14:anchorId="1575A0C8" wp14:editId="7BFF9DD8">
             <wp:simplePos x="0" y="0"/>
             <wp:positionH relativeFrom="margin">
               <wp:posOffset>0</wp:posOffset>
@@ -34543,7 +34473,7 @@
           <w:noProof/>
         </w:rPr>
         <w:drawing>
-          <wp:anchor distT="0" distB="0" distL="114300" distR="114300" simplePos="0" relativeHeight="487790592" behindDoc="1" locked="0" layoutInCell="1" allowOverlap="1" wp14:anchorId="1331403B" wp14:editId="4364FC27">
+          <wp:anchor distT="0" distB="0" distL="114300" distR="114300" simplePos="0" relativeHeight="487790592" behindDoc="1" locked="0" layoutInCell="1" allowOverlap="1" wp14:anchorId="1331403B" wp14:editId="7E14B8B9">
             <wp:simplePos x="0" y="0"/>
             <wp:positionH relativeFrom="margin">
               <wp:posOffset>0</wp:posOffset>
@@ -38417,8 +38347,11 @@
     </w:p>
     <w:p>
       <w:r>
+        <w:rPr>
+          <w:noProof/>
+        </w:rPr>
         <w:drawing>
-          <wp:anchor distT="0" distB="0" distL="114300" distR="114300" simplePos="0" relativeHeight="251658240" behindDoc="1" locked="0" layoutInCell="1" allowOverlap="1" wp14:anchorId="39AD9E1C" wp14:editId="223B706B">
+          <wp:anchor distT="0" distB="0" distL="114300" distR="114300" simplePos="0" relativeHeight="251658240" behindDoc="1" locked="0" layoutInCell="1" allowOverlap="1" wp14:anchorId="39AD9E1C" wp14:editId="568316F6">
             <wp:simplePos x="0" y="0"/>
             <wp:positionH relativeFrom="margin">
               <wp:align>left</wp:align>
@@ -38482,6 +38415,9 @@
         </w:drawing>
       </w:r>
       <w:r>
+        <w:rPr>
+          <w:noProof/>
+        </w:rPr>
         <w:drawing>
           <wp:anchor distT="0" distB="0" distL="114300" distR="114300" simplePos="0" relativeHeight="251656192" behindDoc="1" locked="0" layoutInCell="1" allowOverlap="1" wp14:anchorId="07B87145" wp14:editId="40806E49">
             <wp:simplePos x="0" y="0"/>
@@ -38547,6 +38483,9 @@
         </w:drawing>
       </w:r>
       <w:r>
+        <w:rPr>
+          <w:noProof/>
+        </w:rPr>
         <w:drawing>
           <wp:anchor distT="0" distB="0" distL="114300" distR="114300" simplePos="0" relativeHeight="251654144" behindDoc="1" locked="0" layoutInCell="1" allowOverlap="1" wp14:anchorId="266AB8A9" wp14:editId="3BD7BD28">
             <wp:simplePos x="0" y="0"/>
@@ -38613,6 +38552,7 @@
       </w:r>
       <w:r>
         <w:rPr>
+          <w:noProof/>
           <w:sz w:val="24"/>
           <w:szCs w:val="24"/>
         </w:rPr>
@@ -38682,6 +38622,7 @@
       </w:r>
       <w:r>
         <w:rPr>
+          <w:noProof/>
           <w:sz w:val="24"/>
           <w:szCs w:val="24"/>
         </w:rPr>
@@ -38750,6 +38691,9 @@
         </w:drawing>
       </w:r>
       <w:r>
+        <w:rPr>
+          <w:noProof/>
+        </w:rPr>
         <w:drawing>
           <wp:anchor distT="0" distB="0" distL="114300" distR="114300" simplePos="0" relativeHeight="251648000" behindDoc="1" locked="0" layoutInCell="1" allowOverlap="1" wp14:anchorId="408E9D55" wp14:editId="4C507D00">
             <wp:simplePos x="0" y="0"/>
@@ -38815,6 +38759,9 @@
         </w:drawing>
       </w:r>
       <w:r>
+        <w:rPr>
+          <w:noProof/>
+        </w:rPr>
         <w:drawing>
           <wp:anchor distT="0" distB="0" distL="114300" distR="114300" simplePos="0" relativeHeight="251645952" behindDoc="1" locked="0" layoutInCell="1" allowOverlap="1" wp14:anchorId="4FF82D08" wp14:editId="50123BB2">
             <wp:simplePos x="0" y="0"/>
@@ -39229,15 +39176,7 @@
         <w:t>This part was now finished mostly</w:t>
       </w:r>
       <w:r>
-        <w:t xml:space="preserve">, but the player would be </w:t>
-      </w:r>
-      <w:proofErr w:type="gramStart"/>
-      <w:r>
-        <w:t>fired at</w:t>
-      </w:r>
-      <w:proofErr w:type="gramEnd"/>
-      <w:r>
-        <w:t xml:space="preserve"> from far away</w:t>
+        <w:t>, but the player would be fired at from far away</w:t>
       </w:r>
       <w:r>
         <w:t>.</w:t>
@@ -40307,13 +40246,7 @@
         <w:pStyle w:val="Heading1"/>
       </w:pPr>
       <w:r>
-        <w:t xml:space="preserve">Development Stage </w:t>
-      </w:r>
-      <w:r>
-        <w:t>5</w:t>
-      </w:r>
-      <w:r>
-        <w:t>:</w:t>
+        <w:t>Development Stage 5:</w:t>
       </w:r>
     </w:p>
     <w:p>
@@ -40327,15 +40260,7 @@
         <w:t>Second part</w:t>
       </w:r>
       <w:r>
-        <w:t xml:space="preserve"> introduce bomb and second </w:t>
-      </w:r>
-      <w:proofErr w:type="gramStart"/>
-      <w:r>
-        <w:t>enemy,</w:t>
-      </w:r>
-      <w:proofErr w:type="gramEnd"/>
-      <w:r>
-        <w:t xml:space="preserve"> </w:t>
+        <w:t xml:space="preserve"> introduce bomb and second enemy, </w:t>
       </w:r>
       <w:r>
         <w:t>3</w:t>
@@ -40347,18 +40272,10 @@
         <w:t>rd</w:t>
       </w:r>
       <w:r>
-        <w:t xml:space="preserve"> </w:t>
-      </w:r>
-      <w:proofErr w:type="gramStart"/>
-      <w:r>
-        <w:t>part</w:t>
-      </w:r>
-      <w:r>
-        <w:t xml:space="preserve">  introduce</w:t>
-      </w:r>
-      <w:proofErr w:type="gramEnd"/>
-      <w:r>
-        <w:t xml:space="preserve"> grappling hook and 3</w:t>
+        <w:t xml:space="preserve"> part</w:t>
+      </w:r>
+      <w:r>
+        <w:t xml:space="preserve">  introduce grappling hook and 3</w:t>
       </w:r>
       <w:r>
         <w:rPr>
@@ -40410,6 +40327,9 @@
     <w:p/>
     <w:p>
       <w:r>
+        <w:rPr>
+          <w:noProof/>
+        </w:rPr>
         <w:drawing>
           <wp:anchor distT="0" distB="0" distL="114300" distR="114300" simplePos="0" relativeHeight="251661312" behindDoc="1" locked="0" layoutInCell="1" allowOverlap="1" wp14:anchorId="14CE1415" wp14:editId="72A0A40D">
             <wp:simplePos x="0" y="0"/>
@@ -40483,6 +40403,9 @@
     <w:p/>
     <w:p>
       <w:r>
+        <w:rPr>
+          <w:noProof/>
+        </w:rPr>
         <w:drawing>
           <wp:anchor distT="0" distB="0" distL="114300" distR="114300" simplePos="0" relativeHeight="251662336" behindDoc="1" locked="0" layoutInCell="1" allowOverlap="1" wp14:anchorId="61ADEFF3" wp14:editId="72F9EF05">
             <wp:simplePos x="0" y="0"/>
@@ -40542,19 +40465,14 @@
         </w:drawing>
       </w:r>
       <w:r>
-        <w:t xml:space="preserve"> Same for </w:t>
-      </w:r>
-      <w:proofErr w:type="gramStart"/>
-      <w:r>
-        <w:t>grapple</w:t>
-      </w:r>
-      <w:proofErr w:type="gramEnd"/>
-      <w:r>
-        <w:t>:</w:t>
-      </w:r>
-    </w:p>
-    <w:p>
-      <w:r>
+        <w:t xml:space="preserve"> Same for grapple:</w:t>
+      </w:r>
+    </w:p>
+    <w:p>
+      <w:r>
+        <w:rPr>
+          <w:noProof/>
+        </w:rPr>
         <w:drawing>
           <wp:anchor distT="0" distB="0" distL="114300" distR="114300" simplePos="0" relativeHeight="251664384" behindDoc="1" locked="0" layoutInCell="1" allowOverlap="1" wp14:anchorId="625E89AD" wp14:editId="652D062B">
             <wp:simplePos x="0" y="0"/>
@@ -40633,8 +40551,11 @@
     <w:p/>
     <w:p>
       <w:r>
+        <w:rPr>
+          <w:noProof/>
+        </w:rPr>
         <w:drawing>
-          <wp:anchor distT="0" distB="0" distL="114300" distR="114300" simplePos="0" relativeHeight="251666432" behindDoc="1" locked="0" layoutInCell="1" allowOverlap="1" wp14:anchorId="2F16ABF4" wp14:editId="2D082354">
+          <wp:anchor distT="0" distB="0" distL="114300" distR="114300" simplePos="0" relativeHeight="251666432" behindDoc="1" locked="0" layoutInCell="1" allowOverlap="1" wp14:anchorId="2F16ABF4" wp14:editId="2DBA134C">
             <wp:simplePos x="0" y="0"/>
             <wp:positionH relativeFrom="margin">
               <wp:align>left</wp:align>
@@ -40984,7 +40905,6 @@
                 <w:szCs w:val="24"/>
               </w:rPr>
             </w:pPr>
-            <w:proofErr w:type="gramStart"/>
             <w:r>
               <w:rPr>
                 <w:rFonts w:asciiTheme="minorHAnsi" w:hAnsiTheme="minorHAnsi" w:cstheme="minorHAnsi"/>
@@ -40995,7 +40915,6 @@
               </w:rPr>
               <w:t>Actual</w:t>
             </w:r>
-            <w:proofErr w:type="gramEnd"/>
           </w:p>
           <w:p>
             <w:pPr>
@@ -42066,19 +41985,14 @@
     <w:p/>
     <w:p>
       <w:r>
-        <w:t xml:space="preserve">Animations for </w:t>
-      </w:r>
-      <w:proofErr w:type="gramStart"/>
-      <w:r>
-        <w:t>player</w:t>
-      </w:r>
-      <w:proofErr w:type="gramEnd"/>
-      <w:r>
-        <w:t>:</w:t>
-      </w:r>
-    </w:p>
-    <w:p>
-      <w:r>
+        <w:t>Animations for player:</w:t>
+      </w:r>
+    </w:p>
+    <w:p>
+      <w:r>
+        <w:rPr>
+          <w:noProof/>
+        </w:rPr>
         <w:drawing>
           <wp:anchor distT="0" distB="0" distL="114300" distR="114300" simplePos="0" relativeHeight="251697152" behindDoc="1" locked="0" layoutInCell="1" allowOverlap="1" wp14:anchorId="596B16C4" wp14:editId="25512AB4">
             <wp:simplePos x="0" y="0"/>
@@ -42191,6 +42105,9 @@
     <w:p/>
     <w:p>
       <w:r>
+        <w:rPr>
+          <w:noProof/>
+        </w:rPr>
         <w:drawing>
           <wp:anchor distT="0" distB="0" distL="114300" distR="114300" simplePos="0" relativeHeight="251699200" behindDoc="1" locked="0" layoutInCell="1" allowOverlap="1" wp14:anchorId="45F8617A" wp14:editId="524DBFF7">
             <wp:simplePos x="0" y="0"/>
@@ -42261,6 +42178,9 @@
     <w:p/>
     <w:p>
       <w:r>
+        <w:rPr>
+          <w:noProof/>
+        </w:rPr>
         <w:drawing>
           <wp:inline distT="0" distB="0" distL="0" distR="0" wp14:anchorId="2700756E" wp14:editId="0F5EF3E2">
             <wp:extent cx="2572603" cy="142922"/>
@@ -42300,6 +42220,9 @@
     </w:p>
     <w:p>
       <w:r>
+        <w:rPr>
+          <w:noProof/>
+        </w:rPr>
         <w:drawing>
           <wp:inline distT="0" distB="0" distL="0" distR="0" wp14:anchorId="6D79C5D3" wp14:editId="64EA1CE1">
             <wp:extent cx="2572385" cy="203751"/>
@@ -42336,26 +42259,16 @@
           </wp:inline>
         </w:drawing>
       </w:r>
-      <w:proofErr w:type="gramStart"/>
-      <w:r>
-        <w:t>if</w:t>
-      </w:r>
-      <w:proofErr w:type="gramEnd"/>
-      <w:r>
-        <w:t xml:space="preserve"> it needs to be flipped, </w:t>
-      </w:r>
-      <w:proofErr w:type="gramStart"/>
-      <w:r>
-        <w:t>rotates</w:t>
-      </w:r>
-      <w:proofErr w:type="gramEnd"/>
-      <w:r>
-        <w:t xml:space="preserve"> 180 degrees on y axis</w:t>
+      <w:r>
+        <w:t>if it needs to be flipped, rotates 180 degrees on y axis</w:t>
       </w:r>
       <w:r>
         <w:t xml:space="preserve">, only </w:t>
       </w:r>
       <w:r>
+        <w:rPr>
+          <w:noProof/>
+        </w:rPr>
         <w:drawing>
           <wp:inline distT="0" distB="0" distL="0" distR="0" wp14:anchorId="6F28799B" wp14:editId="4720B927">
             <wp:extent cx="2545308" cy="678241"/>
@@ -42396,15 +42309,7 @@
         <w:t>worked for a few frames</w:t>
       </w:r>
       <w:r>
-        <w:t xml:space="preserve">, </w:t>
-      </w:r>
-      <w:proofErr w:type="gramStart"/>
-      <w:r>
-        <w:t>as flipping</w:t>
-      </w:r>
-      <w:proofErr w:type="gramEnd"/>
-      <w:r>
-        <w:t xml:space="preserve"> 180 degrees </w:t>
+        <w:t xml:space="preserve">, as flipping 180 degrees </w:t>
       </w:r>
       <w:r>
         <w:t xml:space="preserve">conflicted with the player walk animation, but when the x axis is scaled by 1 or -1, the </w:t>
@@ -42416,6 +42321,1545 @@
         <w:t xml:space="preserve">. </w:t>
       </w:r>
     </w:p>
+    <w:p/>
+    <w:p/>
+    <w:tbl>
+      <w:tblPr>
+        <w:tblW w:w="0" w:type="auto"/>
+        <w:tblInd w:w="110" w:type="dxa"/>
+        <w:tblBorders>
+          <w:top w:val="single" w:sz="4" w:space="0" w:color="000000"/>
+          <w:left w:val="single" w:sz="4" w:space="0" w:color="000000"/>
+          <w:bottom w:val="single" w:sz="4" w:space="0" w:color="000000"/>
+          <w:right w:val="single" w:sz="4" w:space="0" w:color="000000"/>
+          <w:insideH w:val="single" w:sz="4" w:space="0" w:color="000000"/>
+          <w:insideV w:val="single" w:sz="4" w:space="0" w:color="000000"/>
+        </w:tblBorders>
+        <w:tblLayout w:type="fixed"/>
+        <w:tblCellMar>
+          <w:left w:w="0" w:type="dxa"/>
+          <w:right w:w="0" w:type="dxa"/>
+        </w:tblCellMar>
+        <w:tblLook w:val="01E0" w:firstRow="1" w:lastRow="1" w:firstColumn="1" w:lastColumn="1" w:noHBand="0" w:noVBand="0"/>
+      </w:tblPr>
+      <w:tblGrid>
+        <w:gridCol w:w="1502"/>
+        <w:gridCol w:w="1613"/>
+        <w:gridCol w:w="1392"/>
+        <w:gridCol w:w="1502"/>
+        <w:gridCol w:w="1505"/>
+        <w:gridCol w:w="1502"/>
+      </w:tblGrid>
+      <w:tr>
+        <w:trPr>
+          <w:trHeight w:val="1483"/>
+        </w:trPr>
+        <w:tc>
+          <w:tcPr>
+            <w:tcW w:w="1502" w:type="dxa"/>
+          </w:tcPr>
+          <w:p>
+            <w:pPr>
+              <w:pStyle w:val="TableParagraph"/>
+              <w:spacing w:line="290" w:lineRule="exact"/>
+              <w:ind w:left="0"/>
+              <w:rPr>
+                <w:rFonts w:asciiTheme="minorHAnsi" w:hAnsiTheme="minorHAnsi" w:cstheme="minorHAnsi"/>
+                <w:spacing w:val="-6"/>
+                <w:w w:val="105"/>
+                <w:sz w:val="24"/>
+                <w:szCs w:val="24"/>
+              </w:rPr>
+            </w:pPr>
+            <w:r>
+              <w:rPr>
+                <w:rFonts w:asciiTheme="minorHAnsi" w:hAnsiTheme="minorHAnsi" w:cstheme="minorHAnsi"/>
+                <w:spacing w:val="-6"/>
+                <w:w w:val="105"/>
+                <w:sz w:val="24"/>
+                <w:szCs w:val="24"/>
+              </w:rPr>
+              <w:t>1</w:t>
+            </w:r>
+          </w:p>
+        </w:tc>
+        <w:tc>
+          <w:tcPr>
+            <w:tcW w:w="1613" w:type="dxa"/>
+          </w:tcPr>
+          <w:p>
+            <w:pPr>
+              <w:pStyle w:val="TableParagraph"/>
+              <w:spacing w:line="290" w:lineRule="exact"/>
+              <w:ind w:left="108"/>
+              <w:rPr>
+                <w:rFonts w:asciiTheme="minorHAnsi" w:hAnsiTheme="minorHAnsi" w:cstheme="minorHAnsi"/>
+                <w:spacing w:val="-2"/>
+                <w:w w:val="105"/>
+                <w:sz w:val="24"/>
+                <w:szCs w:val="24"/>
+              </w:rPr>
+            </w:pPr>
+            <w:r>
+              <w:rPr>
+                <w:rFonts w:asciiTheme="minorHAnsi" w:hAnsiTheme="minorHAnsi" w:cstheme="minorHAnsi"/>
+                <w:spacing w:val="-2"/>
+                <w:w w:val="105"/>
+                <w:sz w:val="24"/>
+                <w:szCs w:val="24"/>
+              </w:rPr>
+              <w:t>Does an animation play when the enemies move?</w:t>
+            </w:r>
+          </w:p>
+        </w:tc>
+        <w:tc>
+          <w:tcPr>
+            <w:tcW w:w="1392" w:type="dxa"/>
+          </w:tcPr>
+          <w:p>
+            <w:pPr>
+              <w:pStyle w:val="TableParagraph"/>
+              <w:spacing w:line="290" w:lineRule="exact"/>
+              <w:ind w:left="108"/>
+              <w:rPr>
+                <w:rFonts w:asciiTheme="minorHAnsi" w:hAnsiTheme="minorHAnsi" w:cstheme="minorHAnsi"/>
+                <w:sz w:val="24"/>
+                <w:szCs w:val="24"/>
+              </w:rPr>
+            </w:pPr>
+          </w:p>
+        </w:tc>
+        <w:tc>
+          <w:tcPr>
+            <w:tcW w:w="1502" w:type="dxa"/>
+          </w:tcPr>
+          <w:p>
+            <w:pPr>
+              <w:pStyle w:val="TableParagraph"/>
+              <w:spacing w:line="290" w:lineRule="exact"/>
+              <w:ind w:left="108"/>
+              <w:rPr>
+                <w:rFonts w:asciiTheme="minorHAnsi" w:hAnsiTheme="minorHAnsi" w:cstheme="minorHAnsi"/>
+                <w:spacing w:val="-6"/>
+                <w:w w:val="105"/>
+                <w:sz w:val="24"/>
+                <w:szCs w:val="24"/>
+              </w:rPr>
+            </w:pPr>
+            <w:r>
+              <w:rPr>
+                <w:rFonts w:asciiTheme="minorHAnsi" w:hAnsiTheme="minorHAnsi" w:cstheme="minorHAnsi"/>
+                <w:spacing w:val="-6"/>
+                <w:w w:val="105"/>
+                <w:sz w:val="24"/>
+                <w:szCs w:val="24"/>
+              </w:rPr>
+              <w:t>Move the enemy</w:t>
+            </w:r>
+          </w:p>
+        </w:tc>
+        <w:tc>
+          <w:tcPr>
+            <w:tcW w:w="1505" w:type="dxa"/>
+          </w:tcPr>
+          <w:p>
+            <w:pPr>
+              <w:pStyle w:val="TableParagraph"/>
+              <w:spacing w:line="290" w:lineRule="exact"/>
+              <w:ind w:left="109"/>
+              <w:rPr>
+                <w:rFonts w:asciiTheme="minorHAnsi" w:hAnsiTheme="minorHAnsi" w:cstheme="minorHAnsi"/>
+                <w:spacing w:val="-2"/>
+                <w:w w:val="105"/>
+                <w:sz w:val="24"/>
+                <w:szCs w:val="24"/>
+              </w:rPr>
+            </w:pPr>
+            <w:r>
+              <w:rPr>
+                <w:rFonts w:asciiTheme="minorHAnsi" w:hAnsiTheme="minorHAnsi" w:cstheme="minorHAnsi"/>
+                <w:spacing w:val="-2"/>
+                <w:w w:val="105"/>
+                <w:sz w:val="24"/>
+                <w:szCs w:val="24"/>
+              </w:rPr>
+              <w:t>Movement animation plays</w:t>
+            </w:r>
+          </w:p>
+        </w:tc>
+        <w:tc>
+          <w:tcPr>
+            <w:tcW w:w="1502" w:type="dxa"/>
+          </w:tcPr>
+          <w:p>
+            <w:pPr>
+              <w:pStyle w:val="TableParagraph"/>
+              <w:spacing w:line="290" w:lineRule="exact"/>
+              <w:rPr>
+                <w:rFonts w:asciiTheme="minorHAnsi" w:hAnsiTheme="minorHAnsi" w:cstheme="minorHAnsi"/>
+                <w:spacing w:val="-2"/>
+                <w:w w:val="110"/>
+                <w:sz w:val="24"/>
+                <w:szCs w:val="24"/>
+              </w:rPr>
+            </w:pPr>
+            <w:r>
+              <w:rPr>
+                <w:rFonts w:asciiTheme="minorHAnsi" w:hAnsiTheme="minorHAnsi" w:cstheme="minorHAnsi"/>
+                <w:spacing w:val="-2"/>
+                <w:w w:val="110"/>
+                <w:sz w:val="24"/>
+                <w:szCs w:val="24"/>
+              </w:rPr>
+              <w:t>No</w:t>
+            </w:r>
+          </w:p>
+          <w:p>
+            <w:pPr>
+              <w:pStyle w:val="TableParagraph"/>
+              <w:spacing w:line="290" w:lineRule="exact"/>
+              <w:rPr>
+                <w:rFonts w:asciiTheme="minorHAnsi" w:hAnsiTheme="minorHAnsi" w:cstheme="minorHAnsi"/>
+                <w:spacing w:val="-2"/>
+                <w:w w:val="110"/>
+                <w:sz w:val="24"/>
+                <w:szCs w:val="24"/>
+              </w:rPr>
+            </w:pPr>
+          </w:p>
+          <w:p>
+            <w:pPr>
+              <w:pStyle w:val="TableParagraph"/>
+              <w:spacing w:line="290" w:lineRule="exact"/>
+              <w:rPr>
+                <w:rFonts w:asciiTheme="minorHAnsi" w:hAnsiTheme="minorHAnsi" w:cstheme="minorHAnsi"/>
+                <w:spacing w:val="-2"/>
+                <w:w w:val="110"/>
+                <w:sz w:val="24"/>
+                <w:szCs w:val="24"/>
+              </w:rPr>
+            </w:pPr>
+          </w:p>
+          <w:p>
+            <w:pPr>
+              <w:pStyle w:val="TableParagraph"/>
+              <w:spacing w:line="290" w:lineRule="exact"/>
+              <w:rPr>
+                <w:rFonts w:asciiTheme="minorHAnsi" w:hAnsiTheme="minorHAnsi" w:cstheme="minorHAnsi"/>
+                <w:spacing w:val="-2"/>
+                <w:w w:val="110"/>
+                <w:sz w:val="24"/>
+                <w:szCs w:val="24"/>
+              </w:rPr>
+            </w:pPr>
+          </w:p>
+          <w:p>
+            <w:pPr>
+              <w:pStyle w:val="TableParagraph"/>
+              <w:spacing w:line="290" w:lineRule="exact"/>
+              <w:rPr>
+                <w:rFonts w:asciiTheme="minorHAnsi" w:hAnsiTheme="minorHAnsi" w:cstheme="minorHAnsi"/>
+                <w:spacing w:val="-2"/>
+                <w:w w:val="110"/>
+                <w:sz w:val="24"/>
+                <w:szCs w:val="24"/>
+              </w:rPr>
+            </w:pPr>
+          </w:p>
+          <w:p>
+            <w:pPr>
+              <w:pStyle w:val="TableParagraph"/>
+              <w:spacing w:line="290" w:lineRule="exact"/>
+              <w:rPr>
+                <w:rFonts w:asciiTheme="minorHAnsi" w:hAnsiTheme="minorHAnsi" w:cstheme="minorHAnsi"/>
+                <w:spacing w:val="-2"/>
+                <w:w w:val="110"/>
+                <w:sz w:val="24"/>
+                <w:szCs w:val="24"/>
+              </w:rPr>
+            </w:pPr>
+          </w:p>
+        </w:tc>
+      </w:tr>
+      <w:tr>
+        <w:trPr>
+          <w:trHeight w:val="585"/>
+        </w:trPr>
+        <w:tc>
+          <w:tcPr>
+            <w:tcW w:w="1502" w:type="dxa"/>
+            <w:tcBorders>
+              <w:top w:val="single" w:sz="4" w:space="0" w:color="000000"/>
+              <w:left w:val="single" w:sz="4" w:space="0" w:color="000000"/>
+              <w:bottom w:val="single" w:sz="4" w:space="0" w:color="000000"/>
+              <w:right w:val="single" w:sz="4" w:space="0" w:color="000000"/>
+            </w:tcBorders>
+          </w:tcPr>
+          <w:p>
+            <w:pPr>
+              <w:pStyle w:val="TableParagraph"/>
+              <w:spacing w:line="290" w:lineRule="exact"/>
+              <w:ind w:left="0"/>
+              <w:rPr>
+                <w:rFonts w:asciiTheme="minorHAnsi" w:hAnsiTheme="minorHAnsi" w:cstheme="minorHAnsi"/>
+                <w:spacing w:val="-6"/>
+                <w:w w:val="105"/>
+                <w:sz w:val="24"/>
+                <w:szCs w:val="24"/>
+              </w:rPr>
+            </w:pPr>
+            <w:r>
+              <w:rPr>
+                <w:rFonts w:asciiTheme="minorHAnsi" w:hAnsiTheme="minorHAnsi" w:cstheme="minorHAnsi"/>
+                <w:spacing w:val="-6"/>
+                <w:w w:val="105"/>
+                <w:sz w:val="24"/>
+                <w:szCs w:val="24"/>
+              </w:rPr>
+              <w:t>2</w:t>
+            </w:r>
+          </w:p>
+        </w:tc>
+        <w:tc>
+          <w:tcPr>
+            <w:tcW w:w="1613" w:type="dxa"/>
+            <w:tcBorders>
+              <w:top w:val="single" w:sz="4" w:space="0" w:color="000000"/>
+              <w:left w:val="single" w:sz="4" w:space="0" w:color="000000"/>
+              <w:bottom w:val="single" w:sz="4" w:space="0" w:color="000000"/>
+              <w:right w:val="single" w:sz="4" w:space="0" w:color="000000"/>
+            </w:tcBorders>
+          </w:tcPr>
+          <w:p>
+            <w:pPr>
+              <w:pStyle w:val="TableParagraph"/>
+              <w:spacing w:line="290" w:lineRule="exact"/>
+              <w:ind w:left="108"/>
+              <w:rPr>
+                <w:rFonts w:asciiTheme="minorHAnsi" w:hAnsiTheme="minorHAnsi" w:cstheme="minorHAnsi"/>
+                <w:spacing w:val="-2"/>
+                <w:w w:val="105"/>
+                <w:sz w:val="24"/>
+                <w:szCs w:val="24"/>
+              </w:rPr>
+            </w:pPr>
+            <w:r>
+              <w:rPr>
+                <w:rFonts w:asciiTheme="minorHAnsi" w:hAnsiTheme="minorHAnsi" w:cstheme="minorHAnsi"/>
+                <w:spacing w:val="-2"/>
+                <w:w w:val="105"/>
+                <w:sz w:val="24"/>
+                <w:szCs w:val="24"/>
+              </w:rPr>
+              <w:t>Does an animation play while the enemy is attacking?</w:t>
+            </w:r>
+          </w:p>
+        </w:tc>
+        <w:tc>
+          <w:tcPr>
+            <w:tcW w:w="1392" w:type="dxa"/>
+            <w:tcBorders>
+              <w:top w:val="single" w:sz="4" w:space="0" w:color="000000"/>
+              <w:left w:val="single" w:sz="4" w:space="0" w:color="000000"/>
+              <w:bottom w:val="single" w:sz="4" w:space="0" w:color="000000"/>
+              <w:right w:val="single" w:sz="4" w:space="0" w:color="000000"/>
+            </w:tcBorders>
+          </w:tcPr>
+          <w:p>
+            <w:pPr>
+              <w:pStyle w:val="TableParagraph"/>
+              <w:spacing w:line="290" w:lineRule="exact"/>
+              <w:ind w:left="108"/>
+              <w:rPr>
+                <w:rFonts w:asciiTheme="minorHAnsi" w:hAnsiTheme="minorHAnsi" w:cstheme="minorHAnsi"/>
+                <w:sz w:val="24"/>
+                <w:szCs w:val="24"/>
+              </w:rPr>
+            </w:pPr>
+          </w:p>
+        </w:tc>
+        <w:tc>
+          <w:tcPr>
+            <w:tcW w:w="1502" w:type="dxa"/>
+            <w:tcBorders>
+              <w:top w:val="single" w:sz="4" w:space="0" w:color="000000"/>
+              <w:left w:val="single" w:sz="4" w:space="0" w:color="000000"/>
+              <w:bottom w:val="single" w:sz="4" w:space="0" w:color="000000"/>
+              <w:right w:val="single" w:sz="4" w:space="0" w:color="000000"/>
+            </w:tcBorders>
+          </w:tcPr>
+          <w:p>
+            <w:pPr>
+              <w:pStyle w:val="TableParagraph"/>
+              <w:spacing w:line="290" w:lineRule="exact"/>
+              <w:ind w:left="108"/>
+              <w:rPr>
+                <w:rFonts w:asciiTheme="minorHAnsi" w:hAnsiTheme="minorHAnsi" w:cstheme="minorHAnsi"/>
+                <w:spacing w:val="-6"/>
+                <w:w w:val="105"/>
+                <w:sz w:val="24"/>
+                <w:szCs w:val="24"/>
+              </w:rPr>
+            </w:pPr>
+            <w:r>
+              <w:rPr>
+                <w:rFonts w:asciiTheme="minorHAnsi" w:hAnsiTheme="minorHAnsi" w:cstheme="minorHAnsi"/>
+                <w:spacing w:val="-6"/>
+                <w:w w:val="105"/>
+                <w:sz w:val="24"/>
+                <w:szCs w:val="24"/>
+              </w:rPr>
+              <w:t>Execute enemy attack function</w:t>
+            </w:r>
+          </w:p>
+        </w:tc>
+        <w:tc>
+          <w:tcPr>
+            <w:tcW w:w="1505" w:type="dxa"/>
+            <w:tcBorders>
+              <w:top w:val="single" w:sz="4" w:space="0" w:color="000000"/>
+              <w:left w:val="single" w:sz="4" w:space="0" w:color="000000"/>
+              <w:bottom w:val="single" w:sz="4" w:space="0" w:color="000000"/>
+              <w:right w:val="single" w:sz="4" w:space="0" w:color="000000"/>
+            </w:tcBorders>
+          </w:tcPr>
+          <w:p>
+            <w:pPr>
+              <w:pStyle w:val="TableParagraph"/>
+              <w:spacing w:line="290" w:lineRule="exact"/>
+              <w:ind w:left="109"/>
+              <w:rPr>
+                <w:rFonts w:asciiTheme="minorHAnsi" w:hAnsiTheme="minorHAnsi" w:cstheme="minorHAnsi"/>
+                <w:spacing w:val="-2"/>
+                <w:w w:val="105"/>
+                <w:sz w:val="24"/>
+                <w:szCs w:val="24"/>
+              </w:rPr>
+            </w:pPr>
+            <w:r>
+              <w:rPr>
+                <w:rFonts w:asciiTheme="minorHAnsi" w:hAnsiTheme="minorHAnsi" w:cstheme="minorHAnsi"/>
+                <w:spacing w:val="-2"/>
+                <w:w w:val="105"/>
+                <w:sz w:val="24"/>
+                <w:szCs w:val="24"/>
+              </w:rPr>
+              <w:t>Attack animation plays</w:t>
+            </w:r>
+          </w:p>
+        </w:tc>
+        <w:tc>
+          <w:tcPr>
+            <w:tcW w:w="1502" w:type="dxa"/>
+            <w:tcBorders>
+              <w:top w:val="single" w:sz="4" w:space="0" w:color="000000"/>
+              <w:left w:val="single" w:sz="4" w:space="0" w:color="000000"/>
+              <w:bottom w:val="single" w:sz="4" w:space="0" w:color="000000"/>
+              <w:right w:val="single" w:sz="4" w:space="0" w:color="000000"/>
+            </w:tcBorders>
+          </w:tcPr>
+          <w:p>
+            <w:pPr>
+              <w:pStyle w:val="TableParagraph"/>
+              <w:spacing w:line="290" w:lineRule="exact"/>
+              <w:rPr>
+                <w:rFonts w:asciiTheme="minorHAnsi" w:hAnsiTheme="minorHAnsi" w:cstheme="minorHAnsi"/>
+                <w:spacing w:val="-2"/>
+                <w:w w:val="110"/>
+                <w:sz w:val="24"/>
+                <w:szCs w:val="24"/>
+              </w:rPr>
+            </w:pPr>
+            <w:r>
+              <w:rPr>
+                <w:rFonts w:asciiTheme="minorHAnsi" w:hAnsiTheme="minorHAnsi" w:cstheme="minorHAnsi"/>
+                <w:spacing w:val="-2"/>
+                <w:w w:val="110"/>
+                <w:sz w:val="24"/>
+                <w:szCs w:val="24"/>
+              </w:rPr>
+              <w:t>No</w:t>
+            </w:r>
+          </w:p>
+        </w:tc>
+      </w:tr>
+      <w:tr>
+        <w:trPr>
+          <w:trHeight w:val="585"/>
+        </w:trPr>
+        <w:tc>
+          <w:tcPr>
+            <w:tcW w:w="1502" w:type="dxa"/>
+            <w:tcBorders>
+              <w:top w:val="single" w:sz="4" w:space="0" w:color="000000"/>
+              <w:left w:val="single" w:sz="4" w:space="0" w:color="000000"/>
+              <w:bottom w:val="single" w:sz="4" w:space="0" w:color="000000"/>
+              <w:right w:val="single" w:sz="4" w:space="0" w:color="000000"/>
+            </w:tcBorders>
+          </w:tcPr>
+          <w:p>
+            <w:pPr>
+              <w:pStyle w:val="TableParagraph"/>
+              <w:spacing w:line="290" w:lineRule="exact"/>
+              <w:ind w:left="0"/>
+              <w:rPr>
+                <w:rFonts w:asciiTheme="minorHAnsi" w:hAnsiTheme="minorHAnsi" w:cstheme="minorHAnsi"/>
+                <w:spacing w:val="-6"/>
+                <w:w w:val="105"/>
+                <w:sz w:val="24"/>
+                <w:szCs w:val="24"/>
+              </w:rPr>
+            </w:pPr>
+            <w:r>
+              <w:rPr>
+                <w:rFonts w:asciiTheme="minorHAnsi" w:hAnsiTheme="minorHAnsi" w:cstheme="minorHAnsi"/>
+                <w:spacing w:val="-6"/>
+                <w:w w:val="105"/>
+                <w:sz w:val="24"/>
+                <w:szCs w:val="24"/>
+              </w:rPr>
+              <w:t>3</w:t>
+            </w:r>
+          </w:p>
+        </w:tc>
+        <w:tc>
+          <w:tcPr>
+            <w:tcW w:w="1613" w:type="dxa"/>
+            <w:tcBorders>
+              <w:top w:val="single" w:sz="4" w:space="0" w:color="000000"/>
+              <w:left w:val="single" w:sz="4" w:space="0" w:color="000000"/>
+              <w:bottom w:val="single" w:sz="4" w:space="0" w:color="000000"/>
+              <w:right w:val="single" w:sz="4" w:space="0" w:color="000000"/>
+            </w:tcBorders>
+          </w:tcPr>
+          <w:p>
+            <w:pPr>
+              <w:pStyle w:val="TableParagraph"/>
+              <w:spacing w:line="290" w:lineRule="exact"/>
+              <w:ind w:left="108"/>
+              <w:rPr>
+                <w:rFonts w:asciiTheme="minorHAnsi" w:hAnsiTheme="minorHAnsi" w:cstheme="minorHAnsi"/>
+                <w:spacing w:val="-2"/>
+                <w:w w:val="105"/>
+                <w:sz w:val="24"/>
+                <w:szCs w:val="24"/>
+              </w:rPr>
+            </w:pPr>
+            <w:r>
+              <w:rPr>
+                <w:rFonts w:asciiTheme="minorHAnsi" w:hAnsiTheme="minorHAnsi" w:cstheme="minorHAnsi"/>
+                <w:spacing w:val="-2"/>
+                <w:w w:val="105"/>
+                <w:sz w:val="24"/>
+                <w:szCs w:val="24"/>
+              </w:rPr>
+              <w:t>Does an animation play when the player moves?</w:t>
+            </w:r>
+          </w:p>
+        </w:tc>
+        <w:tc>
+          <w:tcPr>
+            <w:tcW w:w="1392" w:type="dxa"/>
+            <w:tcBorders>
+              <w:top w:val="single" w:sz="4" w:space="0" w:color="000000"/>
+              <w:left w:val="single" w:sz="4" w:space="0" w:color="000000"/>
+              <w:bottom w:val="single" w:sz="4" w:space="0" w:color="000000"/>
+              <w:right w:val="single" w:sz="4" w:space="0" w:color="000000"/>
+            </w:tcBorders>
+          </w:tcPr>
+          <w:p>
+            <w:pPr>
+              <w:pStyle w:val="TableParagraph"/>
+              <w:spacing w:line="290" w:lineRule="exact"/>
+              <w:ind w:left="108"/>
+              <w:rPr>
+                <w:rFonts w:asciiTheme="minorHAnsi" w:hAnsiTheme="minorHAnsi" w:cstheme="minorHAnsi"/>
+                <w:sz w:val="24"/>
+                <w:szCs w:val="24"/>
+              </w:rPr>
+            </w:pPr>
+          </w:p>
+        </w:tc>
+        <w:tc>
+          <w:tcPr>
+            <w:tcW w:w="1502" w:type="dxa"/>
+            <w:tcBorders>
+              <w:top w:val="single" w:sz="4" w:space="0" w:color="000000"/>
+              <w:left w:val="single" w:sz="4" w:space="0" w:color="000000"/>
+              <w:bottom w:val="single" w:sz="4" w:space="0" w:color="000000"/>
+              <w:right w:val="single" w:sz="4" w:space="0" w:color="000000"/>
+            </w:tcBorders>
+          </w:tcPr>
+          <w:p>
+            <w:pPr>
+              <w:pStyle w:val="TableParagraph"/>
+              <w:spacing w:line="290" w:lineRule="exact"/>
+              <w:ind w:left="108"/>
+              <w:rPr>
+                <w:rFonts w:asciiTheme="minorHAnsi" w:hAnsiTheme="minorHAnsi" w:cstheme="minorHAnsi"/>
+                <w:spacing w:val="-6"/>
+                <w:w w:val="105"/>
+                <w:sz w:val="24"/>
+                <w:szCs w:val="24"/>
+              </w:rPr>
+            </w:pPr>
+            <w:r>
+              <w:rPr>
+                <w:rFonts w:asciiTheme="minorHAnsi" w:hAnsiTheme="minorHAnsi" w:cstheme="minorHAnsi"/>
+                <w:spacing w:val="-6"/>
+                <w:w w:val="105"/>
+                <w:sz w:val="24"/>
+                <w:szCs w:val="24"/>
+              </w:rPr>
+              <w:t>Press the player movement key</w:t>
+            </w:r>
+          </w:p>
+        </w:tc>
+        <w:tc>
+          <w:tcPr>
+            <w:tcW w:w="1505" w:type="dxa"/>
+            <w:tcBorders>
+              <w:top w:val="single" w:sz="4" w:space="0" w:color="000000"/>
+              <w:left w:val="single" w:sz="4" w:space="0" w:color="000000"/>
+              <w:bottom w:val="single" w:sz="4" w:space="0" w:color="000000"/>
+              <w:right w:val="single" w:sz="4" w:space="0" w:color="000000"/>
+            </w:tcBorders>
+          </w:tcPr>
+          <w:p>
+            <w:pPr>
+              <w:pStyle w:val="TableParagraph"/>
+              <w:spacing w:line="290" w:lineRule="exact"/>
+              <w:ind w:left="109"/>
+              <w:rPr>
+                <w:rFonts w:asciiTheme="minorHAnsi" w:hAnsiTheme="minorHAnsi" w:cstheme="minorHAnsi"/>
+                <w:spacing w:val="-2"/>
+                <w:w w:val="105"/>
+                <w:sz w:val="24"/>
+                <w:szCs w:val="24"/>
+              </w:rPr>
+            </w:pPr>
+            <w:r>
+              <w:rPr>
+                <w:rFonts w:asciiTheme="minorHAnsi" w:hAnsiTheme="minorHAnsi" w:cstheme="minorHAnsi"/>
+                <w:spacing w:val="-2"/>
+                <w:w w:val="105"/>
+                <w:sz w:val="24"/>
+                <w:szCs w:val="24"/>
+              </w:rPr>
+              <w:t>Player animation plays</w:t>
+            </w:r>
+          </w:p>
+        </w:tc>
+        <w:tc>
+          <w:tcPr>
+            <w:tcW w:w="1502" w:type="dxa"/>
+            <w:tcBorders>
+              <w:top w:val="single" w:sz="4" w:space="0" w:color="000000"/>
+              <w:left w:val="single" w:sz="4" w:space="0" w:color="000000"/>
+              <w:bottom w:val="single" w:sz="4" w:space="0" w:color="000000"/>
+              <w:right w:val="single" w:sz="4" w:space="0" w:color="000000"/>
+            </w:tcBorders>
+          </w:tcPr>
+          <w:p>
+            <w:pPr>
+              <w:pStyle w:val="TableParagraph"/>
+              <w:spacing w:line="290" w:lineRule="exact"/>
+              <w:rPr>
+                <w:rFonts w:asciiTheme="minorHAnsi" w:hAnsiTheme="minorHAnsi" w:cstheme="minorHAnsi"/>
+                <w:spacing w:val="-2"/>
+                <w:w w:val="110"/>
+                <w:sz w:val="24"/>
+                <w:szCs w:val="24"/>
+              </w:rPr>
+            </w:pPr>
+            <w:r>
+              <w:rPr>
+                <w:rFonts w:asciiTheme="minorHAnsi" w:hAnsiTheme="minorHAnsi" w:cstheme="minorHAnsi"/>
+                <w:spacing w:val="-2"/>
+                <w:w w:val="110"/>
+                <w:sz w:val="24"/>
+                <w:szCs w:val="24"/>
+              </w:rPr>
+              <w:t>Yes</w:t>
+            </w:r>
+          </w:p>
+        </w:tc>
+      </w:tr>
+      <w:tr>
+        <w:trPr>
+          <w:trHeight w:val="585"/>
+        </w:trPr>
+        <w:tc>
+          <w:tcPr>
+            <w:tcW w:w="1502" w:type="dxa"/>
+            <w:tcBorders>
+              <w:top w:val="single" w:sz="4" w:space="0" w:color="000000"/>
+              <w:left w:val="single" w:sz="4" w:space="0" w:color="000000"/>
+              <w:bottom w:val="single" w:sz="4" w:space="0" w:color="000000"/>
+              <w:right w:val="single" w:sz="4" w:space="0" w:color="000000"/>
+            </w:tcBorders>
+          </w:tcPr>
+          <w:p>
+            <w:pPr>
+              <w:pStyle w:val="TableParagraph"/>
+              <w:spacing w:line="290" w:lineRule="exact"/>
+              <w:ind w:left="0"/>
+              <w:rPr>
+                <w:rFonts w:asciiTheme="minorHAnsi" w:hAnsiTheme="minorHAnsi" w:cstheme="minorHAnsi"/>
+                <w:spacing w:val="-6"/>
+                <w:w w:val="105"/>
+                <w:sz w:val="24"/>
+                <w:szCs w:val="24"/>
+              </w:rPr>
+            </w:pPr>
+            <w:r>
+              <w:rPr>
+                <w:rFonts w:asciiTheme="minorHAnsi" w:hAnsiTheme="minorHAnsi" w:cstheme="minorHAnsi"/>
+                <w:spacing w:val="-6"/>
+                <w:w w:val="105"/>
+                <w:sz w:val="24"/>
+                <w:szCs w:val="24"/>
+              </w:rPr>
+              <w:lastRenderedPageBreak/>
+              <w:t>4</w:t>
+            </w:r>
+          </w:p>
+        </w:tc>
+        <w:tc>
+          <w:tcPr>
+            <w:tcW w:w="1613" w:type="dxa"/>
+            <w:tcBorders>
+              <w:top w:val="single" w:sz="4" w:space="0" w:color="000000"/>
+              <w:left w:val="single" w:sz="4" w:space="0" w:color="000000"/>
+              <w:bottom w:val="single" w:sz="4" w:space="0" w:color="000000"/>
+              <w:right w:val="single" w:sz="4" w:space="0" w:color="000000"/>
+            </w:tcBorders>
+          </w:tcPr>
+          <w:p>
+            <w:pPr>
+              <w:pStyle w:val="TableParagraph"/>
+              <w:spacing w:line="290" w:lineRule="exact"/>
+              <w:ind w:left="108"/>
+              <w:rPr>
+                <w:rFonts w:asciiTheme="minorHAnsi" w:hAnsiTheme="minorHAnsi" w:cstheme="minorHAnsi"/>
+                <w:spacing w:val="-2"/>
+                <w:w w:val="105"/>
+                <w:sz w:val="24"/>
+                <w:szCs w:val="24"/>
+              </w:rPr>
+            </w:pPr>
+            <w:r>
+              <w:rPr>
+                <w:rFonts w:asciiTheme="minorHAnsi" w:hAnsiTheme="minorHAnsi" w:cstheme="minorHAnsi"/>
+                <w:spacing w:val="-2"/>
+                <w:w w:val="105"/>
+                <w:sz w:val="24"/>
+                <w:szCs w:val="24"/>
+              </w:rPr>
+              <w:t>Does an animation play when the player attacks?</w:t>
+            </w:r>
+          </w:p>
+        </w:tc>
+        <w:tc>
+          <w:tcPr>
+            <w:tcW w:w="1392" w:type="dxa"/>
+            <w:tcBorders>
+              <w:top w:val="single" w:sz="4" w:space="0" w:color="000000"/>
+              <w:left w:val="single" w:sz="4" w:space="0" w:color="000000"/>
+              <w:bottom w:val="single" w:sz="4" w:space="0" w:color="000000"/>
+              <w:right w:val="single" w:sz="4" w:space="0" w:color="000000"/>
+            </w:tcBorders>
+          </w:tcPr>
+          <w:p>
+            <w:pPr>
+              <w:pStyle w:val="TableParagraph"/>
+              <w:spacing w:line="290" w:lineRule="exact"/>
+              <w:ind w:left="108"/>
+              <w:rPr>
+                <w:rFonts w:asciiTheme="minorHAnsi" w:hAnsiTheme="minorHAnsi" w:cstheme="minorHAnsi"/>
+                <w:sz w:val="24"/>
+                <w:szCs w:val="24"/>
+              </w:rPr>
+            </w:pPr>
+          </w:p>
+        </w:tc>
+        <w:tc>
+          <w:tcPr>
+            <w:tcW w:w="1502" w:type="dxa"/>
+            <w:tcBorders>
+              <w:top w:val="single" w:sz="4" w:space="0" w:color="000000"/>
+              <w:left w:val="single" w:sz="4" w:space="0" w:color="000000"/>
+              <w:bottom w:val="single" w:sz="4" w:space="0" w:color="000000"/>
+              <w:right w:val="single" w:sz="4" w:space="0" w:color="000000"/>
+            </w:tcBorders>
+          </w:tcPr>
+          <w:p>
+            <w:pPr>
+              <w:pStyle w:val="TableParagraph"/>
+              <w:spacing w:line="290" w:lineRule="exact"/>
+              <w:ind w:left="108"/>
+              <w:rPr>
+                <w:rFonts w:asciiTheme="minorHAnsi" w:hAnsiTheme="minorHAnsi" w:cstheme="minorHAnsi"/>
+                <w:spacing w:val="-6"/>
+                <w:w w:val="105"/>
+                <w:sz w:val="24"/>
+                <w:szCs w:val="24"/>
+              </w:rPr>
+            </w:pPr>
+            <w:r>
+              <w:rPr>
+                <w:rFonts w:asciiTheme="minorHAnsi" w:hAnsiTheme="minorHAnsi" w:cstheme="minorHAnsi"/>
+                <w:spacing w:val="-6"/>
+                <w:w w:val="105"/>
+                <w:sz w:val="24"/>
+                <w:szCs w:val="24"/>
+              </w:rPr>
+              <w:t>Press the player attack key</w:t>
+            </w:r>
+          </w:p>
+        </w:tc>
+        <w:tc>
+          <w:tcPr>
+            <w:tcW w:w="1505" w:type="dxa"/>
+            <w:tcBorders>
+              <w:top w:val="single" w:sz="4" w:space="0" w:color="000000"/>
+              <w:left w:val="single" w:sz="4" w:space="0" w:color="000000"/>
+              <w:bottom w:val="single" w:sz="4" w:space="0" w:color="000000"/>
+              <w:right w:val="single" w:sz="4" w:space="0" w:color="000000"/>
+            </w:tcBorders>
+          </w:tcPr>
+          <w:p>
+            <w:pPr>
+              <w:pStyle w:val="TableParagraph"/>
+              <w:spacing w:line="290" w:lineRule="exact"/>
+              <w:ind w:left="109"/>
+              <w:rPr>
+                <w:rFonts w:asciiTheme="minorHAnsi" w:hAnsiTheme="minorHAnsi" w:cstheme="minorHAnsi"/>
+                <w:spacing w:val="-2"/>
+                <w:w w:val="105"/>
+                <w:sz w:val="24"/>
+                <w:szCs w:val="24"/>
+              </w:rPr>
+            </w:pPr>
+            <w:r>
+              <w:rPr>
+                <w:rFonts w:asciiTheme="minorHAnsi" w:hAnsiTheme="minorHAnsi" w:cstheme="minorHAnsi"/>
+                <w:spacing w:val="-2"/>
+                <w:w w:val="105"/>
+                <w:sz w:val="24"/>
+                <w:szCs w:val="24"/>
+              </w:rPr>
+              <w:t>Attack animation plays</w:t>
+            </w:r>
+          </w:p>
+        </w:tc>
+        <w:tc>
+          <w:tcPr>
+            <w:tcW w:w="1502" w:type="dxa"/>
+            <w:tcBorders>
+              <w:top w:val="single" w:sz="4" w:space="0" w:color="000000"/>
+              <w:left w:val="single" w:sz="4" w:space="0" w:color="000000"/>
+              <w:bottom w:val="single" w:sz="4" w:space="0" w:color="000000"/>
+              <w:right w:val="single" w:sz="4" w:space="0" w:color="000000"/>
+            </w:tcBorders>
+          </w:tcPr>
+          <w:p>
+            <w:pPr>
+              <w:pStyle w:val="TableParagraph"/>
+              <w:spacing w:line="290" w:lineRule="exact"/>
+              <w:rPr>
+                <w:rFonts w:asciiTheme="minorHAnsi" w:hAnsiTheme="minorHAnsi" w:cstheme="minorHAnsi"/>
+                <w:spacing w:val="-2"/>
+                <w:w w:val="110"/>
+                <w:sz w:val="24"/>
+                <w:szCs w:val="24"/>
+              </w:rPr>
+            </w:pPr>
+            <w:r>
+              <w:rPr>
+                <w:rFonts w:asciiTheme="minorHAnsi" w:hAnsiTheme="minorHAnsi" w:cstheme="minorHAnsi"/>
+                <w:spacing w:val="-2"/>
+                <w:w w:val="110"/>
+                <w:sz w:val="24"/>
+                <w:szCs w:val="24"/>
+              </w:rPr>
+              <w:t>No</w:t>
+            </w:r>
+          </w:p>
+        </w:tc>
+      </w:tr>
+      <w:tr>
+        <w:trPr>
+          <w:trHeight w:val="585"/>
+        </w:trPr>
+        <w:tc>
+          <w:tcPr>
+            <w:tcW w:w="1502" w:type="dxa"/>
+            <w:tcBorders>
+              <w:top w:val="single" w:sz="4" w:space="0" w:color="000000"/>
+              <w:left w:val="single" w:sz="4" w:space="0" w:color="000000"/>
+              <w:bottom w:val="single" w:sz="4" w:space="0" w:color="000000"/>
+              <w:right w:val="single" w:sz="4" w:space="0" w:color="000000"/>
+            </w:tcBorders>
+          </w:tcPr>
+          <w:p>
+            <w:pPr>
+              <w:pStyle w:val="TableParagraph"/>
+              <w:spacing w:line="290" w:lineRule="exact"/>
+              <w:ind w:left="0"/>
+              <w:rPr>
+                <w:rFonts w:asciiTheme="minorHAnsi" w:hAnsiTheme="minorHAnsi" w:cstheme="minorHAnsi"/>
+                <w:spacing w:val="-6"/>
+                <w:w w:val="105"/>
+                <w:sz w:val="24"/>
+                <w:szCs w:val="24"/>
+              </w:rPr>
+            </w:pPr>
+            <w:r>
+              <w:rPr>
+                <w:rFonts w:asciiTheme="minorHAnsi" w:hAnsiTheme="minorHAnsi" w:cstheme="minorHAnsi"/>
+                <w:spacing w:val="-6"/>
+                <w:w w:val="105"/>
+                <w:sz w:val="24"/>
+                <w:szCs w:val="24"/>
+              </w:rPr>
+              <w:t>5</w:t>
+            </w:r>
+          </w:p>
+        </w:tc>
+        <w:tc>
+          <w:tcPr>
+            <w:tcW w:w="1613" w:type="dxa"/>
+            <w:tcBorders>
+              <w:top w:val="single" w:sz="4" w:space="0" w:color="000000"/>
+              <w:left w:val="single" w:sz="4" w:space="0" w:color="000000"/>
+              <w:bottom w:val="single" w:sz="4" w:space="0" w:color="000000"/>
+              <w:right w:val="single" w:sz="4" w:space="0" w:color="000000"/>
+            </w:tcBorders>
+          </w:tcPr>
+          <w:p>
+            <w:pPr>
+              <w:pStyle w:val="TableParagraph"/>
+              <w:spacing w:line="290" w:lineRule="exact"/>
+              <w:ind w:left="108"/>
+              <w:rPr>
+                <w:rFonts w:asciiTheme="minorHAnsi" w:hAnsiTheme="minorHAnsi" w:cstheme="minorHAnsi"/>
+                <w:spacing w:val="-2"/>
+                <w:w w:val="105"/>
+                <w:sz w:val="24"/>
+                <w:szCs w:val="24"/>
+              </w:rPr>
+            </w:pPr>
+            <w:r>
+              <w:rPr>
+                <w:rFonts w:asciiTheme="minorHAnsi" w:hAnsiTheme="minorHAnsi" w:cstheme="minorHAnsi"/>
+                <w:spacing w:val="-2"/>
+                <w:w w:val="105"/>
+                <w:sz w:val="24"/>
+                <w:szCs w:val="24"/>
+              </w:rPr>
+              <w:t>Do simple animations play when clicking buttons in the UI</w:t>
+            </w:r>
+          </w:p>
+        </w:tc>
+        <w:tc>
+          <w:tcPr>
+            <w:tcW w:w="1392" w:type="dxa"/>
+            <w:tcBorders>
+              <w:top w:val="single" w:sz="4" w:space="0" w:color="000000"/>
+              <w:left w:val="single" w:sz="4" w:space="0" w:color="000000"/>
+              <w:bottom w:val="single" w:sz="4" w:space="0" w:color="000000"/>
+              <w:right w:val="single" w:sz="4" w:space="0" w:color="000000"/>
+            </w:tcBorders>
+          </w:tcPr>
+          <w:p>
+            <w:pPr>
+              <w:pStyle w:val="TableParagraph"/>
+              <w:spacing w:line="290" w:lineRule="exact"/>
+              <w:ind w:left="108"/>
+              <w:rPr>
+                <w:rFonts w:asciiTheme="minorHAnsi" w:hAnsiTheme="minorHAnsi" w:cstheme="minorHAnsi"/>
+                <w:sz w:val="24"/>
+                <w:szCs w:val="24"/>
+              </w:rPr>
+            </w:pPr>
+          </w:p>
+        </w:tc>
+        <w:tc>
+          <w:tcPr>
+            <w:tcW w:w="1502" w:type="dxa"/>
+            <w:tcBorders>
+              <w:top w:val="single" w:sz="4" w:space="0" w:color="000000"/>
+              <w:left w:val="single" w:sz="4" w:space="0" w:color="000000"/>
+              <w:bottom w:val="single" w:sz="4" w:space="0" w:color="000000"/>
+              <w:right w:val="single" w:sz="4" w:space="0" w:color="000000"/>
+            </w:tcBorders>
+          </w:tcPr>
+          <w:p>
+            <w:pPr>
+              <w:pStyle w:val="TableParagraph"/>
+              <w:spacing w:line="290" w:lineRule="exact"/>
+              <w:ind w:left="108"/>
+              <w:rPr>
+                <w:rFonts w:asciiTheme="minorHAnsi" w:hAnsiTheme="minorHAnsi" w:cstheme="minorHAnsi"/>
+                <w:spacing w:val="-6"/>
+                <w:w w:val="105"/>
+                <w:sz w:val="24"/>
+                <w:szCs w:val="24"/>
+              </w:rPr>
+            </w:pPr>
+            <w:r>
+              <w:rPr>
+                <w:rFonts w:asciiTheme="minorHAnsi" w:hAnsiTheme="minorHAnsi" w:cstheme="minorHAnsi"/>
+                <w:spacing w:val="-6"/>
+                <w:w w:val="105"/>
+                <w:sz w:val="24"/>
+                <w:szCs w:val="24"/>
+              </w:rPr>
+              <w:t>Hover mouse over button</w:t>
+            </w:r>
+          </w:p>
+        </w:tc>
+        <w:tc>
+          <w:tcPr>
+            <w:tcW w:w="1505" w:type="dxa"/>
+            <w:tcBorders>
+              <w:top w:val="single" w:sz="4" w:space="0" w:color="000000"/>
+              <w:left w:val="single" w:sz="4" w:space="0" w:color="000000"/>
+              <w:bottom w:val="single" w:sz="4" w:space="0" w:color="000000"/>
+              <w:right w:val="single" w:sz="4" w:space="0" w:color="000000"/>
+            </w:tcBorders>
+          </w:tcPr>
+          <w:p>
+            <w:pPr>
+              <w:pStyle w:val="TableParagraph"/>
+              <w:spacing w:line="290" w:lineRule="exact"/>
+              <w:ind w:left="109"/>
+              <w:rPr>
+                <w:rFonts w:asciiTheme="minorHAnsi" w:hAnsiTheme="minorHAnsi" w:cstheme="minorHAnsi"/>
+                <w:spacing w:val="-2"/>
+                <w:w w:val="105"/>
+                <w:sz w:val="24"/>
+                <w:szCs w:val="24"/>
+              </w:rPr>
+            </w:pPr>
+            <w:r>
+              <w:rPr>
+                <w:rFonts w:asciiTheme="minorHAnsi" w:hAnsiTheme="minorHAnsi" w:cstheme="minorHAnsi"/>
+                <w:spacing w:val="-2"/>
+                <w:w w:val="105"/>
+                <w:sz w:val="24"/>
+                <w:szCs w:val="24"/>
+              </w:rPr>
+              <w:t xml:space="preserve">Subtle </w:t>
+            </w:r>
+            <w:proofErr w:type="spellStart"/>
+            <w:r>
+              <w:rPr>
+                <w:rFonts w:asciiTheme="minorHAnsi" w:hAnsiTheme="minorHAnsi" w:cstheme="minorHAnsi"/>
+                <w:spacing w:val="-2"/>
+                <w:w w:val="105"/>
+                <w:sz w:val="24"/>
+                <w:szCs w:val="24"/>
+              </w:rPr>
+              <w:t>colour</w:t>
+            </w:r>
+            <w:proofErr w:type="spellEnd"/>
+            <w:r>
+              <w:rPr>
+                <w:rFonts w:asciiTheme="minorHAnsi" w:hAnsiTheme="minorHAnsi" w:cstheme="minorHAnsi"/>
+                <w:spacing w:val="-2"/>
+                <w:w w:val="105"/>
+                <w:sz w:val="24"/>
+                <w:szCs w:val="24"/>
+              </w:rPr>
+              <w:t xml:space="preserve"> change to show selected button</w:t>
+            </w:r>
+          </w:p>
+        </w:tc>
+        <w:tc>
+          <w:tcPr>
+            <w:tcW w:w="1502" w:type="dxa"/>
+            <w:tcBorders>
+              <w:top w:val="single" w:sz="4" w:space="0" w:color="000000"/>
+              <w:left w:val="single" w:sz="4" w:space="0" w:color="000000"/>
+              <w:bottom w:val="single" w:sz="4" w:space="0" w:color="000000"/>
+              <w:right w:val="single" w:sz="4" w:space="0" w:color="000000"/>
+            </w:tcBorders>
+          </w:tcPr>
+          <w:p>
+            <w:pPr>
+              <w:pStyle w:val="TableParagraph"/>
+              <w:spacing w:line="290" w:lineRule="exact"/>
+              <w:rPr>
+                <w:rFonts w:asciiTheme="minorHAnsi" w:hAnsiTheme="minorHAnsi" w:cstheme="minorHAnsi"/>
+                <w:spacing w:val="-2"/>
+                <w:w w:val="110"/>
+                <w:sz w:val="24"/>
+                <w:szCs w:val="24"/>
+              </w:rPr>
+            </w:pPr>
+            <w:r>
+              <w:rPr>
+                <w:rFonts w:asciiTheme="minorHAnsi" w:hAnsiTheme="minorHAnsi" w:cstheme="minorHAnsi"/>
+                <w:spacing w:val="-2"/>
+                <w:w w:val="110"/>
+                <w:sz w:val="24"/>
+                <w:szCs w:val="24"/>
+              </w:rPr>
+              <w:t>Yes</w:t>
+            </w:r>
+          </w:p>
+        </w:tc>
+      </w:tr>
+      <w:tr>
+        <w:trPr>
+          <w:trHeight w:val="585"/>
+        </w:trPr>
+        <w:tc>
+          <w:tcPr>
+            <w:tcW w:w="1502" w:type="dxa"/>
+            <w:tcBorders>
+              <w:top w:val="single" w:sz="4" w:space="0" w:color="000000"/>
+              <w:left w:val="single" w:sz="4" w:space="0" w:color="000000"/>
+              <w:bottom w:val="single" w:sz="4" w:space="0" w:color="000000"/>
+              <w:right w:val="single" w:sz="4" w:space="0" w:color="000000"/>
+            </w:tcBorders>
+          </w:tcPr>
+          <w:p>
+            <w:pPr>
+              <w:pStyle w:val="TableParagraph"/>
+              <w:spacing w:line="290" w:lineRule="exact"/>
+              <w:ind w:left="0"/>
+              <w:rPr>
+                <w:rFonts w:asciiTheme="minorHAnsi" w:hAnsiTheme="minorHAnsi" w:cstheme="minorHAnsi"/>
+                <w:spacing w:val="-6"/>
+                <w:w w:val="105"/>
+                <w:sz w:val="24"/>
+                <w:szCs w:val="24"/>
+              </w:rPr>
+            </w:pPr>
+            <w:r>
+              <w:rPr>
+                <w:rFonts w:asciiTheme="minorHAnsi" w:hAnsiTheme="minorHAnsi" w:cstheme="minorHAnsi"/>
+                <w:spacing w:val="-6"/>
+                <w:w w:val="105"/>
+                <w:sz w:val="24"/>
+                <w:szCs w:val="24"/>
+              </w:rPr>
+              <w:t>5</w:t>
+            </w:r>
+          </w:p>
+        </w:tc>
+        <w:tc>
+          <w:tcPr>
+            <w:tcW w:w="1613" w:type="dxa"/>
+            <w:tcBorders>
+              <w:top w:val="single" w:sz="4" w:space="0" w:color="000000"/>
+              <w:left w:val="single" w:sz="4" w:space="0" w:color="000000"/>
+              <w:bottom w:val="single" w:sz="4" w:space="0" w:color="000000"/>
+              <w:right w:val="single" w:sz="4" w:space="0" w:color="000000"/>
+            </w:tcBorders>
+          </w:tcPr>
+          <w:p>
+            <w:pPr>
+              <w:pStyle w:val="TableParagraph"/>
+              <w:spacing w:line="290" w:lineRule="exact"/>
+              <w:ind w:left="108"/>
+              <w:rPr>
+                <w:rFonts w:asciiTheme="minorHAnsi" w:hAnsiTheme="minorHAnsi" w:cstheme="minorHAnsi"/>
+                <w:spacing w:val="-2"/>
+                <w:w w:val="105"/>
+                <w:sz w:val="24"/>
+                <w:szCs w:val="24"/>
+              </w:rPr>
+            </w:pPr>
+            <w:r>
+              <w:rPr>
+                <w:rFonts w:asciiTheme="minorHAnsi" w:hAnsiTheme="minorHAnsi" w:cstheme="minorHAnsi"/>
+                <w:spacing w:val="-2"/>
+                <w:w w:val="105"/>
+                <w:sz w:val="24"/>
+                <w:szCs w:val="24"/>
+              </w:rPr>
+              <w:t>Do simple transition animations play when navigating the UI</w:t>
+            </w:r>
+          </w:p>
+        </w:tc>
+        <w:tc>
+          <w:tcPr>
+            <w:tcW w:w="1392" w:type="dxa"/>
+            <w:tcBorders>
+              <w:top w:val="single" w:sz="4" w:space="0" w:color="000000"/>
+              <w:left w:val="single" w:sz="4" w:space="0" w:color="000000"/>
+              <w:bottom w:val="single" w:sz="4" w:space="0" w:color="000000"/>
+              <w:right w:val="single" w:sz="4" w:space="0" w:color="000000"/>
+            </w:tcBorders>
+          </w:tcPr>
+          <w:p>
+            <w:pPr>
+              <w:pStyle w:val="TableParagraph"/>
+              <w:spacing w:line="290" w:lineRule="exact"/>
+              <w:ind w:left="108"/>
+              <w:rPr>
+                <w:rFonts w:asciiTheme="minorHAnsi" w:hAnsiTheme="minorHAnsi" w:cstheme="minorHAnsi"/>
+                <w:sz w:val="24"/>
+                <w:szCs w:val="24"/>
+              </w:rPr>
+            </w:pPr>
+          </w:p>
+        </w:tc>
+        <w:tc>
+          <w:tcPr>
+            <w:tcW w:w="1502" w:type="dxa"/>
+            <w:tcBorders>
+              <w:top w:val="single" w:sz="4" w:space="0" w:color="000000"/>
+              <w:left w:val="single" w:sz="4" w:space="0" w:color="000000"/>
+              <w:bottom w:val="single" w:sz="4" w:space="0" w:color="000000"/>
+              <w:right w:val="single" w:sz="4" w:space="0" w:color="000000"/>
+            </w:tcBorders>
+          </w:tcPr>
+          <w:p>
+            <w:pPr>
+              <w:pStyle w:val="TableParagraph"/>
+              <w:spacing w:line="290" w:lineRule="exact"/>
+              <w:ind w:left="108"/>
+              <w:rPr>
+                <w:rFonts w:asciiTheme="minorHAnsi" w:hAnsiTheme="minorHAnsi" w:cstheme="minorHAnsi"/>
+                <w:spacing w:val="-6"/>
+                <w:w w:val="105"/>
+                <w:sz w:val="24"/>
+                <w:szCs w:val="24"/>
+              </w:rPr>
+            </w:pPr>
+            <w:r>
+              <w:rPr>
+                <w:rFonts w:asciiTheme="minorHAnsi" w:hAnsiTheme="minorHAnsi" w:cstheme="minorHAnsi"/>
+                <w:spacing w:val="-6"/>
+                <w:w w:val="105"/>
+                <w:sz w:val="24"/>
+                <w:szCs w:val="24"/>
+              </w:rPr>
+              <w:t>Click button to change between screens</w:t>
+            </w:r>
+          </w:p>
+        </w:tc>
+        <w:tc>
+          <w:tcPr>
+            <w:tcW w:w="1505" w:type="dxa"/>
+            <w:tcBorders>
+              <w:top w:val="single" w:sz="4" w:space="0" w:color="000000"/>
+              <w:left w:val="single" w:sz="4" w:space="0" w:color="000000"/>
+              <w:bottom w:val="single" w:sz="4" w:space="0" w:color="000000"/>
+              <w:right w:val="single" w:sz="4" w:space="0" w:color="000000"/>
+            </w:tcBorders>
+          </w:tcPr>
+          <w:p>
+            <w:pPr>
+              <w:pStyle w:val="TableParagraph"/>
+              <w:spacing w:line="290" w:lineRule="exact"/>
+              <w:ind w:left="109"/>
+              <w:rPr>
+                <w:rFonts w:asciiTheme="minorHAnsi" w:hAnsiTheme="minorHAnsi" w:cstheme="minorHAnsi"/>
+                <w:spacing w:val="-2"/>
+                <w:w w:val="105"/>
+                <w:sz w:val="24"/>
+                <w:szCs w:val="24"/>
+              </w:rPr>
+            </w:pPr>
+            <w:r>
+              <w:rPr>
+                <w:rFonts w:asciiTheme="minorHAnsi" w:hAnsiTheme="minorHAnsi" w:cstheme="minorHAnsi"/>
+                <w:spacing w:val="-2"/>
+                <w:w w:val="105"/>
+                <w:sz w:val="24"/>
+                <w:szCs w:val="24"/>
+              </w:rPr>
+              <w:t xml:space="preserve">Transition animation plays to make </w:t>
+            </w:r>
+          </w:p>
+        </w:tc>
+        <w:tc>
+          <w:tcPr>
+            <w:tcW w:w="1502" w:type="dxa"/>
+            <w:tcBorders>
+              <w:top w:val="single" w:sz="4" w:space="0" w:color="000000"/>
+              <w:left w:val="single" w:sz="4" w:space="0" w:color="000000"/>
+              <w:bottom w:val="single" w:sz="4" w:space="0" w:color="000000"/>
+              <w:right w:val="single" w:sz="4" w:space="0" w:color="000000"/>
+            </w:tcBorders>
+          </w:tcPr>
+          <w:p>
+            <w:pPr>
+              <w:pStyle w:val="TableParagraph"/>
+              <w:spacing w:line="290" w:lineRule="exact"/>
+              <w:rPr>
+                <w:rFonts w:asciiTheme="minorHAnsi" w:hAnsiTheme="minorHAnsi" w:cstheme="minorHAnsi"/>
+                <w:spacing w:val="-2"/>
+                <w:w w:val="110"/>
+                <w:sz w:val="24"/>
+                <w:szCs w:val="24"/>
+              </w:rPr>
+            </w:pPr>
+          </w:p>
+          <w:p>
+            <w:pPr>
+              <w:pStyle w:val="TableParagraph"/>
+              <w:spacing w:line="290" w:lineRule="exact"/>
+              <w:rPr>
+                <w:rFonts w:asciiTheme="minorHAnsi" w:hAnsiTheme="minorHAnsi" w:cstheme="minorHAnsi"/>
+                <w:spacing w:val="-2"/>
+                <w:w w:val="110"/>
+                <w:sz w:val="24"/>
+                <w:szCs w:val="24"/>
+              </w:rPr>
+            </w:pPr>
+          </w:p>
+          <w:p>
+            <w:pPr>
+              <w:pStyle w:val="TableParagraph"/>
+              <w:spacing w:line="290" w:lineRule="exact"/>
+              <w:rPr>
+                <w:rFonts w:asciiTheme="minorHAnsi" w:hAnsiTheme="minorHAnsi" w:cstheme="minorHAnsi"/>
+                <w:spacing w:val="-2"/>
+                <w:w w:val="110"/>
+                <w:sz w:val="24"/>
+                <w:szCs w:val="24"/>
+              </w:rPr>
+            </w:pPr>
+          </w:p>
+          <w:p>
+            <w:pPr>
+              <w:pStyle w:val="TableParagraph"/>
+              <w:spacing w:line="290" w:lineRule="exact"/>
+              <w:rPr>
+                <w:rFonts w:asciiTheme="minorHAnsi" w:hAnsiTheme="minorHAnsi" w:cstheme="minorHAnsi"/>
+                <w:spacing w:val="-2"/>
+                <w:w w:val="110"/>
+                <w:sz w:val="24"/>
+                <w:szCs w:val="24"/>
+              </w:rPr>
+            </w:pPr>
+          </w:p>
+          <w:p>
+            <w:pPr>
+              <w:pStyle w:val="TableParagraph"/>
+              <w:spacing w:line="290" w:lineRule="exact"/>
+              <w:ind w:left="0"/>
+              <w:rPr>
+                <w:rFonts w:asciiTheme="minorHAnsi" w:hAnsiTheme="minorHAnsi" w:cstheme="minorHAnsi"/>
+                <w:spacing w:val="-2"/>
+                <w:w w:val="110"/>
+                <w:sz w:val="24"/>
+                <w:szCs w:val="24"/>
+              </w:rPr>
+            </w:pPr>
+          </w:p>
+        </w:tc>
+      </w:tr>
+      <w:tr>
+        <w:trPr>
+          <w:trHeight w:val="585"/>
+        </w:trPr>
+        <w:tc>
+          <w:tcPr>
+            <w:tcW w:w="1502" w:type="dxa"/>
+            <w:tcBorders>
+              <w:top w:val="single" w:sz="4" w:space="0" w:color="000000"/>
+              <w:left w:val="single" w:sz="4" w:space="0" w:color="000000"/>
+              <w:bottom w:val="single" w:sz="4" w:space="0" w:color="000000"/>
+              <w:right w:val="single" w:sz="4" w:space="0" w:color="000000"/>
+            </w:tcBorders>
+          </w:tcPr>
+          <w:p>
+            <w:pPr>
+              <w:pStyle w:val="TableParagraph"/>
+              <w:spacing w:line="290" w:lineRule="exact"/>
+              <w:ind w:left="0"/>
+              <w:rPr>
+                <w:rFonts w:asciiTheme="minorHAnsi" w:hAnsiTheme="minorHAnsi" w:cstheme="minorHAnsi"/>
+                <w:spacing w:val="-6"/>
+                <w:w w:val="105"/>
+                <w:sz w:val="24"/>
+                <w:szCs w:val="24"/>
+              </w:rPr>
+            </w:pPr>
+            <w:r>
+              <w:rPr>
+                <w:rFonts w:asciiTheme="minorHAnsi" w:hAnsiTheme="minorHAnsi" w:cstheme="minorHAnsi"/>
+                <w:spacing w:val="-10"/>
+                <w:w w:val="105"/>
+                <w:sz w:val="24"/>
+                <w:szCs w:val="24"/>
+              </w:rPr>
+              <w:t>6</w:t>
+            </w:r>
+          </w:p>
+        </w:tc>
+        <w:tc>
+          <w:tcPr>
+            <w:tcW w:w="1613" w:type="dxa"/>
+            <w:tcBorders>
+              <w:top w:val="single" w:sz="4" w:space="0" w:color="000000"/>
+              <w:left w:val="single" w:sz="4" w:space="0" w:color="000000"/>
+              <w:bottom w:val="single" w:sz="4" w:space="0" w:color="000000"/>
+              <w:right w:val="single" w:sz="4" w:space="0" w:color="000000"/>
+            </w:tcBorders>
+          </w:tcPr>
+          <w:p>
+            <w:pPr>
+              <w:pStyle w:val="TableParagraph"/>
+              <w:spacing w:line="290" w:lineRule="exact"/>
+              <w:ind w:left="108"/>
+              <w:rPr>
+                <w:rFonts w:asciiTheme="minorHAnsi" w:hAnsiTheme="minorHAnsi" w:cstheme="minorHAnsi"/>
+                <w:spacing w:val="-2"/>
+                <w:w w:val="105"/>
+                <w:sz w:val="24"/>
+                <w:szCs w:val="24"/>
+              </w:rPr>
+            </w:pPr>
+            <w:r>
+              <w:rPr>
+                <w:rFonts w:asciiTheme="minorHAnsi" w:hAnsiTheme="minorHAnsi" w:cstheme="minorHAnsi"/>
+                <w:w w:val="110"/>
+                <w:sz w:val="24"/>
+                <w:szCs w:val="24"/>
+              </w:rPr>
+              <w:t>Does the Controls menu work</w:t>
+            </w:r>
+          </w:p>
+        </w:tc>
+        <w:tc>
+          <w:tcPr>
+            <w:tcW w:w="1392" w:type="dxa"/>
+            <w:tcBorders>
+              <w:top w:val="single" w:sz="4" w:space="0" w:color="000000"/>
+              <w:left w:val="single" w:sz="4" w:space="0" w:color="000000"/>
+              <w:bottom w:val="single" w:sz="4" w:space="0" w:color="000000"/>
+              <w:right w:val="single" w:sz="4" w:space="0" w:color="000000"/>
+            </w:tcBorders>
+          </w:tcPr>
+          <w:p>
+            <w:pPr>
+              <w:pStyle w:val="TableParagraph"/>
+              <w:spacing w:line="290" w:lineRule="exact"/>
+              <w:ind w:left="108"/>
+              <w:rPr>
+                <w:rFonts w:asciiTheme="minorHAnsi" w:hAnsiTheme="minorHAnsi" w:cstheme="minorHAnsi"/>
+                <w:sz w:val="24"/>
+                <w:szCs w:val="24"/>
+              </w:rPr>
+            </w:pPr>
+          </w:p>
+        </w:tc>
+        <w:tc>
+          <w:tcPr>
+            <w:tcW w:w="1502" w:type="dxa"/>
+            <w:tcBorders>
+              <w:top w:val="single" w:sz="4" w:space="0" w:color="000000"/>
+              <w:left w:val="single" w:sz="4" w:space="0" w:color="000000"/>
+              <w:bottom w:val="single" w:sz="4" w:space="0" w:color="000000"/>
+              <w:right w:val="single" w:sz="4" w:space="0" w:color="000000"/>
+            </w:tcBorders>
+          </w:tcPr>
+          <w:p>
+            <w:pPr>
+              <w:pStyle w:val="TableParagraph"/>
+              <w:spacing w:line="290" w:lineRule="exact"/>
+              <w:ind w:left="108"/>
+              <w:rPr>
+                <w:rFonts w:asciiTheme="minorHAnsi" w:hAnsiTheme="minorHAnsi" w:cstheme="minorHAnsi"/>
+                <w:spacing w:val="-6"/>
+                <w:w w:val="105"/>
+                <w:sz w:val="24"/>
+                <w:szCs w:val="24"/>
+              </w:rPr>
+            </w:pPr>
+            <w:r>
+              <w:rPr>
+                <w:rFonts w:asciiTheme="minorHAnsi" w:hAnsiTheme="minorHAnsi" w:cstheme="minorHAnsi"/>
+                <w:spacing w:val="-4"/>
+                <w:w w:val="110"/>
+                <w:sz w:val="24"/>
+                <w:szCs w:val="24"/>
+              </w:rPr>
+              <w:t>Press buttons to change key binds.</w:t>
+            </w:r>
+          </w:p>
+        </w:tc>
+        <w:tc>
+          <w:tcPr>
+            <w:tcW w:w="1505" w:type="dxa"/>
+            <w:tcBorders>
+              <w:top w:val="single" w:sz="4" w:space="0" w:color="000000"/>
+              <w:left w:val="single" w:sz="4" w:space="0" w:color="000000"/>
+              <w:bottom w:val="single" w:sz="4" w:space="0" w:color="000000"/>
+              <w:right w:val="single" w:sz="4" w:space="0" w:color="000000"/>
+            </w:tcBorders>
+          </w:tcPr>
+          <w:p>
+            <w:pPr>
+              <w:pStyle w:val="TableParagraph"/>
+              <w:spacing w:line="290" w:lineRule="exact"/>
+              <w:ind w:left="109"/>
+              <w:rPr>
+                <w:rFonts w:asciiTheme="minorHAnsi" w:hAnsiTheme="minorHAnsi" w:cstheme="minorHAnsi"/>
+                <w:spacing w:val="-2"/>
+                <w:w w:val="105"/>
+                <w:sz w:val="24"/>
+                <w:szCs w:val="24"/>
+              </w:rPr>
+            </w:pPr>
+            <w:r>
+              <w:rPr>
+                <w:rFonts w:asciiTheme="minorHAnsi" w:hAnsiTheme="minorHAnsi" w:cstheme="minorHAnsi"/>
+                <w:spacing w:val="-4"/>
+                <w:w w:val="110"/>
+                <w:sz w:val="24"/>
+                <w:szCs w:val="24"/>
+              </w:rPr>
+              <w:t>Menu appears to change key</w:t>
+            </w:r>
+          </w:p>
+        </w:tc>
+        <w:tc>
+          <w:tcPr>
+            <w:tcW w:w="1502" w:type="dxa"/>
+            <w:tcBorders>
+              <w:top w:val="single" w:sz="4" w:space="0" w:color="000000"/>
+              <w:left w:val="single" w:sz="4" w:space="0" w:color="000000"/>
+              <w:bottom w:val="single" w:sz="4" w:space="0" w:color="000000"/>
+              <w:right w:val="single" w:sz="4" w:space="0" w:color="000000"/>
+            </w:tcBorders>
+          </w:tcPr>
+          <w:p>
+            <w:pPr>
+              <w:pStyle w:val="TableParagraph"/>
+              <w:spacing w:line="290" w:lineRule="exact"/>
+              <w:rPr>
+                <w:rFonts w:asciiTheme="minorHAnsi" w:hAnsiTheme="minorHAnsi" w:cstheme="minorHAnsi"/>
+                <w:spacing w:val="-2"/>
+                <w:w w:val="110"/>
+                <w:sz w:val="24"/>
+                <w:szCs w:val="24"/>
+              </w:rPr>
+            </w:pPr>
+            <w:r>
+              <w:rPr>
+                <w:rFonts w:asciiTheme="minorHAnsi" w:hAnsiTheme="minorHAnsi" w:cstheme="minorHAnsi"/>
+                <w:spacing w:val="-2"/>
+                <w:w w:val="110"/>
+                <w:sz w:val="24"/>
+                <w:szCs w:val="24"/>
+              </w:rPr>
+              <w:t>Yes</w:t>
+            </w:r>
+          </w:p>
+        </w:tc>
+      </w:tr>
+    </w:tbl>
+    <w:p/>
     <w:p/>
     <w:p>
       <w:pPr>
@@ -42569,7 +44013,7 @@
           <w:noProof/>
         </w:rPr>
         <w:drawing>
-          <wp:anchor distT="0" distB="0" distL="114300" distR="114300" simplePos="0" relativeHeight="251631616" behindDoc="1" locked="0" layoutInCell="1" allowOverlap="1" wp14:anchorId="483FD8BB" wp14:editId="1EB5E6D3">
+          <wp:anchor distT="0" distB="0" distL="114300" distR="114300" simplePos="0" relativeHeight="251631616" behindDoc="1" locked="0" layoutInCell="1" allowOverlap="1" wp14:anchorId="483FD8BB" wp14:editId="18952BB2">
             <wp:simplePos x="0" y="0"/>
             <wp:positionH relativeFrom="column">
               <wp:posOffset>2540</wp:posOffset>
@@ -42728,21 +44172,15 @@
         <w:t xml:space="preserve">being detected by the teleporter. </w:t>
       </w:r>
       <w:r>
-        <w:t xml:space="preserve">The problem was the teleporter was being set as a trigger, which </w:t>
-      </w:r>
-      <w:proofErr w:type="gramStart"/>
-      <w:r>
-        <w:t>do</w:t>
-      </w:r>
-      <w:proofErr w:type="gramEnd"/>
-      <w:r>
-        <w:t xml:space="preserve"> not fire collision events. </w:t>
+        <w:t xml:space="preserve">The problem was the teleporter was being set as a trigger, which do not fire collision events. </w:t>
       </w:r>
     </w:p>
     <w:p/>
     <w:p>
       <w:r>
-        <w:lastRenderedPageBreak/>
+        <w:rPr>
+          <w:noProof/>
+        </w:rPr>
         <w:drawing>
           <wp:anchor distT="0" distB="0" distL="114300" distR="114300" simplePos="0" relativeHeight="251668480" behindDoc="1" locked="0" layoutInCell="1" allowOverlap="1" wp14:anchorId="5E429D7E" wp14:editId="2F50FAF8">
             <wp:simplePos x="0" y="0"/>
@@ -42813,6 +44251,9 @@
     </w:p>
     <w:p>
       <w:r>
+        <w:rPr>
+          <w:noProof/>
+        </w:rPr>
         <w:drawing>
           <wp:anchor distT="0" distB="0" distL="114300" distR="114300" simplePos="0" relativeHeight="487873536" behindDoc="1" locked="0" layoutInCell="1" allowOverlap="1" wp14:anchorId="366C78A5" wp14:editId="0C34DC59">
             <wp:simplePos x="0" y="0"/>
@@ -42901,6 +44342,9 @@
         <w:ind w:firstLine="720"/>
       </w:pPr>
       <w:r>
+        <w:rPr>
+          <w:noProof/>
+        </w:rPr>
         <w:drawing>
           <wp:anchor distT="0" distB="0" distL="114300" distR="114300" simplePos="0" relativeHeight="487874560" behindDoc="1" locked="0" layoutInCell="1" allowOverlap="1" wp14:anchorId="5E33E3DA" wp14:editId="4D814AF6">
             <wp:simplePos x="0" y="0"/>
@@ -42966,6 +44410,9 @@
     <w:p/>
     <w:p>
       <w:r>
+        <w:rPr>
+          <w:noProof/>
+        </w:rPr>
         <w:drawing>
           <wp:anchor distT="0" distB="0" distL="114300" distR="114300" simplePos="0" relativeHeight="251675648" behindDoc="1" locked="0" layoutInCell="1" allowOverlap="1" wp14:anchorId="210BAB3D" wp14:editId="6B2FAA7A">
             <wp:simplePos x="0" y="0"/>
@@ -43042,6 +44489,9 @@
     </w:p>
     <w:p>
       <w:r>
+        <w:rPr>
+          <w:noProof/>
+        </w:rPr>
         <w:drawing>
           <wp:anchor distT="0" distB="0" distL="114300" distR="114300" simplePos="0" relativeHeight="251678720" behindDoc="1" locked="0" layoutInCell="1" allowOverlap="1" wp14:anchorId="3E0E16AA" wp14:editId="2B6A0C8D">
             <wp:simplePos x="0" y="0"/>
@@ -43118,6 +44568,9 @@
     <w:p/>
     <w:p>
       <w:r>
+        <w:rPr>
+          <w:noProof/>
+        </w:rPr>
         <w:drawing>
           <wp:anchor distT="0" distB="0" distL="114300" distR="114300" simplePos="0" relativeHeight="251683840" behindDoc="1" locked="0" layoutInCell="1" allowOverlap="1" wp14:anchorId="2033BB67" wp14:editId="1CB8025D">
             <wp:simplePos x="0" y="0"/>
@@ -43185,6 +44638,9 @@
     </w:p>
     <w:p>
       <w:r>
+        <w:rPr>
+          <w:noProof/>
+        </w:rPr>
         <w:drawing>
           <wp:anchor distT="0" distB="0" distL="114300" distR="114300" simplePos="0" relativeHeight="251682816" behindDoc="1" locked="0" layoutInCell="1" allowOverlap="1" wp14:anchorId="7FE8482E" wp14:editId="6583499D">
             <wp:simplePos x="0" y="0"/>
@@ -44227,194 +45683,6 @@
 </file>
 
 <file path=customXml/item1.xml><?xml version="1.0" encoding="utf-8"?>
-<ct:contentTypeSchema xmlns:ct="http://schemas.microsoft.com/office/2006/metadata/contentType" xmlns:ma="http://schemas.microsoft.com/office/2006/metadata/properties/metaAttributes" ct:_="" ma:_="" ma:contentTypeName="Document" ma:contentTypeID="0x010100039383C3613BE3408B4777FF47A37B11" ma:contentTypeVersion="11" ma:contentTypeDescription="Create a new document." ma:contentTypeScope="" ma:versionID="d2c18a175e6ed2ad3b02758791c825ad">
-  <xsd:schema xmlns:xsd="http://www.w3.org/2001/XMLSchema" xmlns:xs="http://www.w3.org/2001/XMLSchema" xmlns:p="http://schemas.microsoft.com/office/2006/metadata/properties" xmlns:ns3="5b8d7ed4-a229-4a85-a52f-e8164642e139" targetNamespace="http://schemas.microsoft.com/office/2006/metadata/properties" ma:root="true" ma:fieldsID="59c1296f8a097bbe096c8112b0bb5ced" ns3:_="">
-    <xsd:import namespace="5b8d7ed4-a229-4a85-a52f-e8164642e139"/>
-    <xsd:element name="properties">
-      <xsd:complexType>
-        <xsd:sequence>
-          <xsd:element name="documentManagement">
-            <xsd:complexType>
-              <xsd:all>
-                <xsd:element ref="ns3:MediaServiceDateTaken" minOccurs="0"/>
-                <xsd:element ref="ns3:_activity" minOccurs="0"/>
-                <xsd:element ref="ns3:MediaServiceMetadata" minOccurs="0"/>
-                <xsd:element ref="ns3:MediaServiceFastMetadata" minOccurs="0"/>
-                <xsd:element ref="ns3:MediaServiceSearchProperties" minOccurs="0"/>
-                <xsd:element ref="ns3:MediaServiceObjectDetectorVersions" minOccurs="0"/>
-                <xsd:element ref="ns3:MediaServiceSystemTags" minOccurs="0"/>
-                <xsd:element ref="ns3:MediaServiceOCR" minOccurs="0"/>
-                <xsd:element ref="ns3:MediaServiceGenerationTime" minOccurs="0"/>
-                <xsd:element ref="ns3:MediaServiceEventHashCode" minOccurs="0"/>
-                <xsd:element ref="ns3:MediaLengthInSeconds" minOccurs="0"/>
-              </xsd:all>
-            </xsd:complexType>
-          </xsd:element>
-        </xsd:sequence>
-      </xsd:complexType>
-    </xsd:element>
-  </xsd:schema>
-  <xsd:schema xmlns:xsd="http://www.w3.org/2001/XMLSchema" xmlns:xs="http://www.w3.org/2001/XMLSchema" xmlns:dms="http://schemas.microsoft.com/office/2006/documentManagement/types" xmlns:pc="http://schemas.microsoft.com/office/infopath/2007/PartnerControls" targetNamespace="5b8d7ed4-a229-4a85-a52f-e8164642e139" elementFormDefault="qualified">
-    <xsd:import namespace="http://schemas.microsoft.com/office/2006/documentManagement/types"/>
-    <xsd:import namespace="http://schemas.microsoft.com/office/infopath/2007/PartnerControls"/>
-    <xsd:element name="MediaServiceDateTaken" ma:index="8" nillable="true" ma:displayName="MediaServiceDateTaken" ma:hidden="true" ma:indexed="true" ma:internalName="MediaServiceDateTaken" ma:readOnly="true">
-      <xsd:simpleType>
-        <xsd:restriction base="dms:Text"/>
-      </xsd:simpleType>
-    </xsd:element>
-    <xsd:element name="_activity" ma:index="9" nillable="true" ma:displayName="_activity" ma:hidden="true" ma:internalName="_activity">
-      <xsd:simpleType>
-        <xsd:restriction base="dms:Note"/>
-      </xsd:simpleType>
-    </xsd:element>
-    <xsd:element name="MediaServiceMetadata" ma:index="10" nillable="true" ma:displayName="MediaServiceMetadata" ma:hidden="true" ma:internalName="MediaServiceMetadata" ma:readOnly="true">
-      <xsd:simpleType>
-        <xsd:restriction base="dms:Note"/>
-      </xsd:simpleType>
-    </xsd:element>
-    <xsd:element name="MediaServiceFastMetadata" ma:index="11" nillable="true" ma:displayName="MediaServiceFastMetadata" ma:hidden="true" ma:internalName="MediaServiceFastMetadata" ma:readOnly="true">
-      <xsd:simpleType>
-        <xsd:restriction base="dms:Note"/>
-      </xsd:simpleType>
-    </xsd:element>
-    <xsd:element name="MediaServiceSearchProperties" ma:index="12" nillable="true" ma:displayName="MediaServiceSearchProperties" ma:hidden="true" ma:internalName="MediaServiceSearchProperties" ma:readOnly="true">
-      <xsd:simpleType>
-        <xsd:restriction base="dms:Note"/>
-      </xsd:simpleType>
-    </xsd:element>
-    <xsd:element name="MediaServiceObjectDetectorVersions" ma:index="13" nillable="true" ma:displayName="MediaServiceObjectDetectorVersions" ma:hidden="true" ma:indexed="true" ma:internalName="MediaServiceObjectDetectorVersions" ma:readOnly="true">
-      <xsd:simpleType>
-        <xsd:restriction base="dms:Text"/>
-      </xsd:simpleType>
-    </xsd:element>
-    <xsd:element name="MediaServiceSystemTags" ma:index="14" nillable="true" ma:displayName="MediaServiceSystemTags" ma:hidden="true" ma:internalName="MediaServiceSystemTags" ma:readOnly="true">
-      <xsd:simpleType>
-        <xsd:restriction base="dms:Note"/>
-      </xsd:simpleType>
-    </xsd:element>
-    <xsd:element name="MediaServiceOCR" ma:index="15" nillable="true" ma:displayName="Extracted Text" ma:internalName="MediaServiceOCR" ma:readOnly="true">
-      <xsd:simpleType>
-        <xsd:restriction base="dms:Note">
-          <xsd:maxLength value="255"/>
-        </xsd:restriction>
-      </xsd:simpleType>
-    </xsd:element>
-    <xsd:element name="MediaServiceGenerationTime" ma:index="16" nillable="true" ma:displayName="MediaServiceGenerationTime" ma:hidden="true" ma:internalName="MediaServiceGenerationTime" ma:readOnly="true">
-      <xsd:simpleType>
-        <xsd:restriction base="dms:Text"/>
-      </xsd:simpleType>
-    </xsd:element>
-    <xsd:element name="MediaServiceEventHashCode" ma:index="17" nillable="true" ma:displayName="MediaServiceEventHashCode" ma:hidden="true" ma:internalName="MediaServiceEventHashCode" ma:readOnly="true">
-      <xsd:simpleType>
-        <xsd:restriction base="dms:Text"/>
-      </xsd:simpleType>
-    </xsd:element>
-    <xsd:element name="MediaLengthInSeconds" ma:index="18" nillable="true" ma:displayName="MediaLengthInSeconds" ma:hidden="true" ma:internalName="MediaLengthInSeconds" ma:readOnly="true">
-      <xsd:simpleType>
-        <xsd:restriction base="dms:Unknown"/>
-      </xsd:simpleType>
-    </xsd:element>
-  </xsd:schema>
-  <xsd:schema xmlns="http://schemas.openxmlformats.org/package/2006/metadata/core-properties" xmlns:xsd="http://www.w3.org/2001/XMLSchema" xmlns:xsi="http://www.w3.org/2001/XMLSchema-instance" xmlns:dc="http://purl.org/dc/elements/1.1/" xmlns:dcterms="http://purl.org/dc/terms/" xmlns:odoc="http://schemas.microsoft.com/internal/obd" targetNamespace="http://schemas.openxmlformats.org/package/2006/metadata/core-properties" elementFormDefault="qualified" attributeFormDefault="unqualified" blockDefault="#all">
-    <xsd:import namespace="http://purl.org/dc/elements/1.1/" schemaLocation="http://dublincore.org/schemas/xmls/qdc/2003/04/02/dc.xsd"/>
-    <xsd:import namespace="http://purl.org/dc/terms/" schemaLocation="http://dublincore.org/schemas/xmls/qdc/2003/04/02/dcterms.xsd"/>
-    <xsd:element name="coreProperties" type="CT_coreProperties"/>
-    <xsd:complexType name="CT_coreProperties">
-      <xsd:all>
-        <xsd:element ref="dc:creator" minOccurs="0" maxOccurs="1"/>
-        <xsd:element ref="dcterms:created" minOccurs="0" maxOccurs="1"/>
-        <xsd:element ref="dc:identifier" minOccurs="0" maxOccurs="1"/>
-        <xsd:element name="contentType" minOccurs="0" maxOccurs="1" type="xsd:string" ma:index="0" ma:displayName="Content Type"/>
-        <xsd:element ref="dc:title" minOccurs="0" maxOccurs="1" ma:index="4" ma:displayName="Title"/>
-        <xsd:element ref="dc:subject" minOccurs="0" maxOccurs="1"/>
-        <xsd:element ref="dc:description" minOccurs="0" maxOccurs="1"/>
-        <xsd:element name="keywords" minOccurs="0" maxOccurs="1" type="xsd:string"/>
-        <xsd:element ref="dc:language" minOccurs="0" maxOccurs="1"/>
-        <xsd:element name="category" minOccurs="0" maxOccurs="1" type="xsd:string"/>
-        <xsd:element name="version" minOccurs="0" maxOccurs="1" type="xsd:string"/>
-        <xsd:element name="revision" minOccurs="0" maxOccurs="1" type="xsd:string">
-          <xsd:annotation>
-            <xsd:documentation>
-                        This value indicates the number of saves or revisions. The application is responsible for updating this value after each revision.
-                    </xsd:documentation>
-          </xsd:annotation>
-        </xsd:element>
-        <xsd:element name="lastModifiedBy" minOccurs="0" maxOccurs="1" type="xsd:string"/>
-        <xsd:element ref="dcterms:modified" minOccurs="0" maxOccurs="1"/>
-        <xsd:element name="contentStatus" minOccurs="0" maxOccurs="1" type="xsd:string"/>
-      </xsd:all>
-    </xsd:complexType>
-  </xsd:schema>
-  <xs:schema xmlns:pc="http://schemas.microsoft.com/office/infopath/2007/PartnerControls" xmlns:xs="http://www.w3.org/2001/XMLSchema" targetNamespace="http://schemas.microsoft.com/office/infopath/2007/PartnerControls" elementFormDefault="qualified" attributeFormDefault="unqualified">
-    <xs:element name="Person">
-      <xs:complexType>
-        <xs:sequence>
-          <xs:element ref="pc:DisplayName" minOccurs="0"/>
-          <xs:element ref="pc:AccountId" minOccurs="0"/>
-          <xs:element ref="pc:AccountType" minOccurs="0"/>
-        </xs:sequence>
-      </xs:complexType>
-    </xs:element>
-    <xs:element name="DisplayName" type="xs:string"/>
-    <xs:element name="AccountId" type="xs:string"/>
-    <xs:element name="AccountType" type="xs:string"/>
-    <xs:element name="BDCAssociatedEntity">
-      <xs:complexType>
-        <xs:sequence>
-          <xs:element ref="pc:BDCEntity" minOccurs="0" maxOccurs="unbounded"/>
-        </xs:sequence>
-        <xs:attribute ref="pc:EntityNamespace"/>
-        <xs:attribute ref="pc:EntityName"/>
-        <xs:attribute ref="pc:SystemInstanceName"/>
-        <xs:attribute ref="pc:AssociationName"/>
-      </xs:complexType>
-    </xs:element>
-    <xs:attribute name="EntityNamespace" type="xs:string"/>
-    <xs:attribute name="EntityName" type="xs:string"/>
-    <xs:attribute name="SystemInstanceName" type="xs:string"/>
-    <xs:attribute name="AssociationName" type="xs:string"/>
-    <xs:element name="BDCEntity">
-      <xs:complexType>
-        <xs:sequence>
-          <xs:element ref="pc:EntityDisplayName" minOccurs="0"/>
-          <xs:element ref="pc:EntityInstanceReference" minOccurs="0"/>
-          <xs:element ref="pc:EntityId1" minOccurs="0"/>
-          <xs:element ref="pc:EntityId2" minOccurs="0"/>
-          <xs:element ref="pc:EntityId3" minOccurs="0"/>
-          <xs:element ref="pc:EntityId4" minOccurs="0"/>
-          <xs:element ref="pc:EntityId5" minOccurs="0"/>
-        </xs:sequence>
-      </xs:complexType>
-    </xs:element>
-    <xs:element name="EntityDisplayName" type="xs:string"/>
-    <xs:element name="EntityInstanceReference" type="xs:string"/>
-    <xs:element name="EntityId1" type="xs:string"/>
-    <xs:element name="EntityId2" type="xs:string"/>
-    <xs:element name="EntityId3" type="xs:string"/>
-    <xs:element name="EntityId4" type="xs:string"/>
-    <xs:element name="EntityId5" type="xs:string"/>
-    <xs:element name="Terms">
-      <xs:complexType>
-        <xs:sequence>
-          <xs:element ref="pc:TermInfo" minOccurs="0" maxOccurs="unbounded"/>
-        </xs:sequence>
-      </xs:complexType>
-    </xs:element>
-    <xs:element name="TermInfo">
-      <xs:complexType>
-        <xs:sequence>
-          <xs:element ref="pc:TermName" minOccurs="0"/>
-          <xs:element ref="pc:TermId" minOccurs="0"/>
-        </xs:sequence>
-      </xs:complexType>
-    </xs:element>
-    <xs:element name="TermName" type="xs:string"/>
-    <xs:element name="TermId" type="xs:string"/>
-  </xs:schema>
-</ct:contentTypeSchema>
-</file>
-
-<file path=customXml/item2.xml><?xml version="1.0" encoding="utf-8"?>
 <?mso-contentType ?>
 <FormTemplates xmlns="http://schemas.microsoft.com/sharepoint/v3/contenttype/forms">
   <Display>DocumentLibraryForm</Display>
@@ -44423,7 +45691,7 @@
 </FormTemplates>
 </file>
 
-<file path=customXml/item3.xml><?xml version="1.0" encoding="utf-8"?>
+<file path=customXml/item2.xml><?xml version="1.0" encoding="utf-8"?>
 <p:properties xmlns:p="http://schemas.microsoft.com/office/2006/metadata/properties" xmlns:xsi="http://www.w3.org/2001/XMLSchema-instance" xmlns:pc="http://schemas.microsoft.com/office/infopath/2007/PartnerControls">
   <documentManagement>
     <_activity xmlns="5b8d7ed4-a229-4a85-a52f-e8164642e139" xsi:nil="true"/>
@@ -44431,7 +45699,7 @@
 </p:properties>
 </file>
 
-<file path=customXml/item4.xml><?xml version="1.0" encoding="utf-8"?>
+<file path=customXml/item3.xml><?xml version="1.0" encoding="utf-8"?>
 <b:Sources xmlns:b="http://schemas.openxmlformats.org/officeDocument/2006/bibliography" xmlns="http://schemas.openxmlformats.org/officeDocument/2006/bibliography" SelectedStyle="\APASixthEditionOfficeOnline.xsl" StyleName="APA" Version="6">
   <b:Source>
     <b:Tag>Uni25</b:Tag>
@@ -44628,7 +45896,221 @@
 </b:Sources>
 </file>
 
+<file path=customXml/item4.xml><?xml version="1.0" encoding="utf-8"?>
+<ct:contentTypeSchema xmlns:ct="http://schemas.microsoft.com/office/2006/metadata/contentType" xmlns:ma="http://schemas.microsoft.com/office/2006/metadata/properties/metaAttributes" ct:_="" ma:_="" ma:contentTypeName="Document" ma:contentTypeID="0x010100039383C3613BE3408B4777FF47A37B11" ma:contentTypeVersion="11" ma:contentTypeDescription="Create a new document." ma:contentTypeScope="" ma:versionID="d2c18a175e6ed2ad3b02758791c825ad">
+  <xsd:schema xmlns:xsd="http://www.w3.org/2001/XMLSchema" xmlns:xs="http://www.w3.org/2001/XMLSchema" xmlns:p="http://schemas.microsoft.com/office/2006/metadata/properties" xmlns:ns3="5b8d7ed4-a229-4a85-a52f-e8164642e139" targetNamespace="http://schemas.microsoft.com/office/2006/metadata/properties" ma:root="true" ma:fieldsID="59c1296f8a097bbe096c8112b0bb5ced" ns3:_="">
+    <xsd:import namespace="5b8d7ed4-a229-4a85-a52f-e8164642e139"/>
+    <xsd:element name="properties">
+      <xsd:complexType>
+        <xsd:sequence>
+          <xsd:element name="documentManagement">
+            <xsd:complexType>
+              <xsd:all>
+                <xsd:element ref="ns3:MediaServiceDateTaken" minOccurs="0"/>
+                <xsd:element ref="ns3:_activity" minOccurs="0"/>
+                <xsd:element ref="ns3:MediaServiceMetadata" minOccurs="0"/>
+                <xsd:element ref="ns3:MediaServiceFastMetadata" minOccurs="0"/>
+                <xsd:element ref="ns3:MediaServiceSearchProperties" minOccurs="0"/>
+                <xsd:element ref="ns3:MediaServiceObjectDetectorVersions" minOccurs="0"/>
+                <xsd:element ref="ns3:MediaServiceSystemTags" minOccurs="0"/>
+                <xsd:element ref="ns3:MediaServiceOCR" minOccurs="0"/>
+                <xsd:element ref="ns3:MediaServiceGenerationTime" minOccurs="0"/>
+                <xsd:element ref="ns3:MediaServiceEventHashCode" minOccurs="0"/>
+                <xsd:element ref="ns3:MediaLengthInSeconds" minOccurs="0"/>
+              </xsd:all>
+            </xsd:complexType>
+          </xsd:element>
+        </xsd:sequence>
+      </xsd:complexType>
+    </xsd:element>
+  </xsd:schema>
+  <xsd:schema xmlns:xsd="http://www.w3.org/2001/XMLSchema" xmlns:xs="http://www.w3.org/2001/XMLSchema" xmlns:dms="http://schemas.microsoft.com/office/2006/documentManagement/types" xmlns:pc="http://schemas.microsoft.com/office/infopath/2007/PartnerControls" targetNamespace="5b8d7ed4-a229-4a85-a52f-e8164642e139" elementFormDefault="qualified">
+    <xsd:import namespace="http://schemas.microsoft.com/office/2006/documentManagement/types"/>
+    <xsd:import namespace="http://schemas.microsoft.com/office/infopath/2007/PartnerControls"/>
+    <xsd:element name="MediaServiceDateTaken" ma:index="8" nillable="true" ma:displayName="MediaServiceDateTaken" ma:hidden="true" ma:indexed="true" ma:internalName="MediaServiceDateTaken" ma:readOnly="true">
+      <xsd:simpleType>
+        <xsd:restriction base="dms:Text"/>
+      </xsd:simpleType>
+    </xsd:element>
+    <xsd:element name="_activity" ma:index="9" nillable="true" ma:displayName="_activity" ma:hidden="true" ma:internalName="_activity">
+      <xsd:simpleType>
+        <xsd:restriction base="dms:Note"/>
+      </xsd:simpleType>
+    </xsd:element>
+    <xsd:element name="MediaServiceMetadata" ma:index="10" nillable="true" ma:displayName="MediaServiceMetadata" ma:hidden="true" ma:internalName="MediaServiceMetadata" ma:readOnly="true">
+      <xsd:simpleType>
+        <xsd:restriction base="dms:Note"/>
+      </xsd:simpleType>
+    </xsd:element>
+    <xsd:element name="MediaServiceFastMetadata" ma:index="11" nillable="true" ma:displayName="MediaServiceFastMetadata" ma:hidden="true" ma:internalName="MediaServiceFastMetadata" ma:readOnly="true">
+      <xsd:simpleType>
+        <xsd:restriction base="dms:Note"/>
+      </xsd:simpleType>
+    </xsd:element>
+    <xsd:element name="MediaServiceSearchProperties" ma:index="12" nillable="true" ma:displayName="MediaServiceSearchProperties" ma:hidden="true" ma:internalName="MediaServiceSearchProperties" ma:readOnly="true">
+      <xsd:simpleType>
+        <xsd:restriction base="dms:Note"/>
+      </xsd:simpleType>
+    </xsd:element>
+    <xsd:element name="MediaServiceObjectDetectorVersions" ma:index="13" nillable="true" ma:displayName="MediaServiceObjectDetectorVersions" ma:hidden="true" ma:indexed="true" ma:internalName="MediaServiceObjectDetectorVersions" ma:readOnly="true">
+      <xsd:simpleType>
+        <xsd:restriction base="dms:Text"/>
+      </xsd:simpleType>
+    </xsd:element>
+    <xsd:element name="MediaServiceSystemTags" ma:index="14" nillable="true" ma:displayName="MediaServiceSystemTags" ma:hidden="true" ma:internalName="MediaServiceSystemTags" ma:readOnly="true">
+      <xsd:simpleType>
+        <xsd:restriction base="dms:Note"/>
+      </xsd:simpleType>
+    </xsd:element>
+    <xsd:element name="MediaServiceOCR" ma:index="15" nillable="true" ma:displayName="Extracted Text" ma:internalName="MediaServiceOCR" ma:readOnly="true">
+      <xsd:simpleType>
+        <xsd:restriction base="dms:Note">
+          <xsd:maxLength value="255"/>
+        </xsd:restriction>
+      </xsd:simpleType>
+    </xsd:element>
+    <xsd:element name="MediaServiceGenerationTime" ma:index="16" nillable="true" ma:displayName="MediaServiceGenerationTime" ma:hidden="true" ma:internalName="MediaServiceGenerationTime" ma:readOnly="true">
+      <xsd:simpleType>
+        <xsd:restriction base="dms:Text"/>
+      </xsd:simpleType>
+    </xsd:element>
+    <xsd:element name="MediaServiceEventHashCode" ma:index="17" nillable="true" ma:displayName="MediaServiceEventHashCode" ma:hidden="true" ma:internalName="MediaServiceEventHashCode" ma:readOnly="true">
+      <xsd:simpleType>
+        <xsd:restriction base="dms:Text"/>
+      </xsd:simpleType>
+    </xsd:element>
+    <xsd:element name="MediaLengthInSeconds" ma:index="18" nillable="true" ma:displayName="MediaLengthInSeconds" ma:hidden="true" ma:internalName="MediaLengthInSeconds" ma:readOnly="true">
+      <xsd:simpleType>
+        <xsd:restriction base="dms:Unknown"/>
+      </xsd:simpleType>
+    </xsd:element>
+  </xsd:schema>
+  <xsd:schema xmlns="http://schemas.openxmlformats.org/package/2006/metadata/core-properties" xmlns:xsd="http://www.w3.org/2001/XMLSchema" xmlns:xsi="http://www.w3.org/2001/XMLSchema-instance" xmlns:dc="http://purl.org/dc/elements/1.1/" xmlns:dcterms="http://purl.org/dc/terms/" xmlns:odoc="http://schemas.microsoft.com/internal/obd" targetNamespace="http://schemas.openxmlformats.org/package/2006/metadata/core-properties" elementFormDefault="qualified" attributeFormDefault="unqualified" blockDefault="#all">
+    <xsd:import namespace="http://purl.org/dc/elements/1.1/" schemaLocation="http://dublincore.org/schemas/xmls/qdc/2003/04/02/dc.xsd"/>
+    <xsd:import namespace="http://purl.org/dc/terms/" schemaLocation="http://dublincore.org/schemas/xmls/qdc/2003/04/02/dcterms.xsd"/>
+    <xsd:element name="coreProperties" type="CT_coreProperties"/>
+    <xsd:complexType name="CT_coreProperties">
+      <xsd:all>
+        <xsd:element ref="dc:creator" minOccurs="0" maxOccurs="1"/>
+        <xsd:element ref="dcterms:created" minOccurs="0" maxOccurs="1"/>
+        <xsd:element ref="dc:identifier" minOccurs="0" maxOccurs="1"/>
+        <xsd:element name="contentType" minOccurs="0" maxOccurs="1" type="xsd:string" ma:index="0" ma:displayName="Content Type"/>
+        <xsd:element ref="dc:title" minOccurs="0" maxOccurs="1" ma:index="4" ma:displayName="Title"/>
+        <xsd:element ref="dc:subject" minOccurs="0" maxOccurs="1"/>
+        <xsd:element ref="dc:description" minOccurs="0" maxOccurs="1"/>
+        <xsd:element name="keywords" minOccurs="0" maxOccurs="1" type="xsd:string"/>
+        <xsd:element ref="dc:language" minOccurs="0" maxOccurs="1"/>
+        <xsd:element name="category" minOccurs="0" maxOccurs="1" type="xsd:string"/>
+        <xsd:element name="version" minOccurs="0" maxOccurs="1" type="xsd:string"/>
+        <xsd:element name="revision" minOccurs="0" maxOccurs="1" type="xsd:string">
+          <xsd:annotation>
+            <xsd:documentation>
+                        This value indicates the number of saves or revisions. The application is responsible for updating this value after each revision.
+                    </xsd:documentation>
+          </xsd:annotation>
+        </xsd:element>
+        <xsd:element name="lastModifiedBy" minOccurs="0" maxOccurs="1" type="xsd:string"/>
+        <xsd:element ref="dcterms:modified" minOccurs="0" maxOccurs="1"/>
+        <xsd:element name="contentStatus" minOccurs="0" maxOccurs="1" type="xsd:string"/>
+      </xsd:all>
+    </xsd:complexType>
+  </xsd:schema>
+  <xs:schema xmlns:pc="http://schemas.microsoft.com/office/infopath/2007/PartnerControls" xmlns:xs="http://www.w3.org/2001/XMLSchema" targetNamespace="http://schemas.microsoft.com/office/infopath/2007/PartnerControls" elementFormDefault="qualified" attributeFormDefault="unqualified">
+    <xs:element name="Person">
+      <xs:complexType>
+        <xs:sequence>
+          <xs:element ref="pc:DisplayName" minOccurs="0"/>
+          <xs:element ref="pc:AccountId" minOccurs="0"/>
+          <xs:element ref="pc:AccountType" minOccurs="0"/>
+        </xs:sequence>
+      </xs:complexType>
+    </xs:element>
+    <xs:element name="DisplayName" type="xs:string"/>
+    <xs:element name="AccountId" type="xs:string"/>
+    <xs:element name="AccountType" type="xs:string"/>
+    <xs:element name="BDCAssociatedEntity">
+      <xs:complexType>
+        <xs:sequence>
+          <xs:element ref="pc:BDCEntity" minOccurs="0" maxOccurs="unbounded"/>
+        </xs:sequence>
+        <xs:attribute ref="pc:EntityNamespace"/>
+        <xs:attribute ref="pc:EntityName"/>
+        <xs:attribute ref="pc:SystemInstanceName"/>
+        <xs:attribute ref="pc:AssociationName"/>
+      </xs:complexType>
+    </xs:element>
+    <xs:attribute name="EntityNamespace" type="xs:string"/>
+    <xs:attribute name="EntityName" type="xs:string"/>
+    <xs:attribute name="SystemInstanceName" type="xs:string"/>
+    <xs:attribute name="AssociationName" type="xs:string"/>
+    <xs:element name="BDCEntity">
+      <xs:complexType>
+        <xs:sequence>
+          <xs:element ref="pc:EntityDisplayName" minOccurs="0"/>
+          <xs:element ref="pc:EntityInstanceReference" minOccurs="0"/>
+          <xs:element ref="pc:EntityId1" minOccurs="0"/>
+          <xs:element ref="pc:EntityId2" minOccurs="0"/>
+          <xs:element ref="pc:EntityId3" minOccurs="0"/>
+          <xs:element ref="pc:EntityId4" minOccurs="0"/>
+          <xs:element ref="pc:EntityId5" minOccurs="0"/>
+        </xs:sequence>
+      </xs:complexType>
+    </xs:element>
+    <xs:element name="EntityDisplayName" type="xs:string"/>
+    <xs:element name="EntityInstanceReference" type="xs:string"/>
+    <xs:element name="EntityId1" type="xs:string"/>
+    <xs:element name="EntityId2" type="xs:string"/>
+    <xs:element name="EntityId3" type="xs:string"/>
+    <xs:element name="EntityId4" type="xs:string"/>
+    <xs:element name="EntityId5" type="xs:string"/>
+    <xs:element name="Terms">
+      <xs:complexType>
+        <xs:sequence>
+          <xs:element ref="pc:TermInfo" minOccurs="0" maxOccurs="unbounded"/>
+        </xs:sequence>
+      </xs:complexType>
+    </xs:element>
+    <xs:element name="TermInfo">
+      <xs:complexType>
+        <xs:sequence>
+          <xs:element ref="pc:TermName" minOccurs="0"/>
+          <xs:element ref="pc:TermId" minOccurs="0"/>
+        </xs:sequence>
+      </xs:complexType>
+    </xs:element>
+    <xs:element name="TermName" type="xs:string"/>
+    <xs:element name="TermId" type="xs:string"/>
+  </xs:schema>
+</ct:contentTypeSchema>
+</file>
+
 <file path=customXml/itemProps1.xml><?xml version="1.0" encoding="utf-8"?>
+<ds:datastoreItem xmlns:ds="http://schemas.openxmlformats.org/officeDocument/2006/customXml" ds:itemID="{545FA2B7-309F-4BEA-81D3-C7F9B2D51987}">
+  <ds:schemaRefs>
+    <ds:schemaRef ds:uri="http://schemas.microsoft.com/sharepoint/v3/contenttype/forms"/>
+  </ds:schemaRefs>
+</ds:datastoreItem>
+</file>
+
+<file path=customXml/itemProps2.xml><?xml version="1.0" encoding="utf-8"?>
+<ds:datastoreItem xmlns:ds="http://schemas.openxmlformats.org/officeDocument/2006/customXml" ds:itemID="{F4B17AD8-ECC1-4673-9809-C761597FE4C2}">
+  <ds:schemaRefs>
+    <ds:schemaRef ds:uri="http://schemas.microsoft.com/office/2006/metadata/properties"/>
+    <ds:schemaRef ds:uri="http://schemas.microsoft.com/office/infopath/2007/PartnerControls"/>
+    <ds:schemaRef ds:uri="5b8d7ed4-a229-4a85-a52f-e8164642e139"/>
+  </ds:schemaRefs>
+</ds:datastoreItem>
+</file>
+
+<file path=customXml/itemProps3.xml><?xml version="1.0" encoding="utf-8"?>
+<ds:datastoreItem xmlns:ds="http://schemas.openxmlformats.org/officeDocument/2006/customXml" ds:itemID="{B8F4D580-FFDB-40CD-8346-02CE14A7756F}">
+  <ds:schemaRefs>
+    <ds:schemaRef ds:uri="http://schemas.openxmlformats.org/officeDocument/2006/bibliography"/>
+  </ds:schemaRefs>
+</ds:datastoreItem>
+</file>
+
+<file path=customXml/itemProps4.xml><?xml version="1.0" encoding="utf-8"?>
 <ds:datastoreItem xmlns:ds="http://schemas.openxmlformats.org/officeDocument/2006/customXml" ds:itemID="{C8AEF104-E83C-400D-BCF6-0F3F3A4D1D75}">
   <ds:schemaRefs>
     <ds:schemaRef ds:uri="http://schemas.microsoft.com/office/2006/metadata/contentType"/>
@@ -44644,36 +46126,4 @@
     <ds:schemaRef ds:uri="http://schemas.microsoft.com/internal/obd"/>
   </ds:schemaRefs>
 </ds:datastoreItem>
-</file>
-
-<file path=customXml/itemProps2.xml><?xml version="1.0" encoding="utf-8"?>
-<ds:datastoreItem xmlns:ds="http://schemas.openxmlformats.org/officeDocument/2006/customXml" ds:itemID="{545FA2B7-309F-4BEA-81D3-C7F9B2D51987}">
-  <ds:schemaRefs>
-    <ds:schemaRef ds:uri="http://schemas.microsoft.com/sharepoint/v3/contenttype/forms"/>
-  </ds:schemaRefs>
-</ds:datastoreItem>
-</file>
-
-<file path=customXml/itemProps3.xml><?xml version="1.0" encoding="utf-8"?>
-<ds:datastoreItem xmlns:ds="http://schemas.openxmlformats.org/officeDocument/2006/customXml" ds:itemID="{F4B17AD8-ECC1-4673-9809-C761597FE4C2}">
-  <ds:schemaRefs>
-    <ds:schemaRef ds:uri="http://schemas.openxmlformats.org/package/2006/metadata/core-properties"/>
-    <ds:schemaRef ds:uri="http://schemas.microsoft.com/office/infopath/2007/PartnerControls"/>
-    <ds:schemaRef ds:uri="http://purl.org/dc/dcmitype/"/>
-    <ds:schemaRef ds:uri="http://schemas.microsoft.com/office/2006/metadata/properties"/>
-    <ds:schemaRef ds:uri="http://schemas.microsoft.com/office/2006/documentManagement/types"/>
-    <ds:schemaRef ds:uri="http://www.w3.org/XML/1998/namespace"/>
-    <ds:schemaRef ds:uri="http://purl.org/dc/terms/"/>
-    <ds:schemaRef ds:uri="5b8d7ed4-a229-4a85-a52f-e8164642e139"/>
-    <ds:schemaRef ds:uri="http://purl.org/dc/elements/1.1/"/>
-  </ds:schemaRefs>
-</ds:datastoreItem>
-</file>
-
-<file path=customXml/itemProps4.xml><?xml version="1.0" encoding="utf-8"?>
-<ds:datastoreItem xmlns:ds="http://schemas.openxmlformats.org/officeDocument/2006/customXml" ds:itemID="{B8F4D580-FFDB-40CD-8346-02CE14A7756F}">
-  <ds:schemaRefs>
-    <ds:schemaRef ds:uri="http://schemas.openxmlformats.org/officeDocument/2006/bibliography"/>
-  </ds:schemaRefs>
-</ds:datastoreItem>
 </file>